--- a/flow/20230914_vu_template/drafts/2024-06-g/28-ПТ-Кира і Йоана.docx
+++ b/flow/20230914_vu_template/drafts/2024-06-g/28-ПТ-Кира і Йоана.docx
@@ -12459,47 +12459,1836 @@
     </w:p>
     <w:p>
       <w:pPr>
-        <w:spacing w:after="120" w:lineRule="auto"/>
-        <w:jc w:val="both"/>
-        <w:rPr>
-          <w:rFonts w:ascii="Times New Roman" w:cs="Times New Roman" w:eastAsia="Times New Roman" w:hAnsi="Times New Roman"/>
-          <w:color w:val="ff0000"/>
-          <w:sz w:val="24"/>
-          <w:szCs w:val="24"/>
-        </w:rPr>
-      </w:pPr>
-      <w:r>
-        <w:rPr>
-          <w:rFonts w:ascii="Times New Roman" w:cs="Times New Roman" w:eastAsia="Times New Roman" w:hAnsi="Times New Roman"/>
-          <w:color w:val="ff0000"/>
-          <w:sz w:val="24"/>
-          <w:szCs w:val="24"/>
-          <w:highlight w:val="yellow"/>
-          <w:rtl w:val="0"/>
-        </w:rPr>
-        <w:t xml:space="preserve">ВСТИВИТИ КАНОН</w:t>
-      </w:r>
-      <w:r>
-        <w:rPr>
-          <w:rtl w:val="0"/>
-        </w:rPr>
-      </w:r>
-    </w:p>
-    <w:p>
-      <w:pPr>
-        <w:spacing w:after="120" w:lineRule="auto"/>
-        <w:jc w:val="both"/>
-        <w:rPr>
-          <w:rFonts w:ascii="Times New Roman" w:cs="Times New Roman" w:eastAsia="Times New Roman" w:hAnsi="Times New Roman"/>
-          <w:color w:val="ff0000"/>
-          <w:sz w:val="24"/>
-          <w:szCs w:val="24"/>
-        </w:rPr>
-      </w:pPr>
-      <w:r>
-        <w:rPr>
-          <w:rtl w:val="0"/>
-        </w:rPr>
+        <w:pStyle w:val="Heading3"/>
+        <w:spacing w:after="120"/>
+        <w:jc w:val="center"/>
+      </w:pPr>
+      <w:r>
+        <w:rPr>
+          <w:rFonts w:ascii="Times New Roman" w:hAnsi="Times New Roman"/>
+          <w:i/>
+          <w:color w:val="FF0000"/>
+          <w:sz w:val="24"/>
+        </w:rPr>
+        <w:t>Пісня 1</w:t>
+      </w:r>
+    </w:p>
+    <w:p>
+      <w:pPr>
+        <w:pStyle w:val="a"/>
+        <w:spacing w:after="120"/>
+      </w:pPr>
+      <w:r>
+        <w:rPr>
+          <w:rFonts w:ascii="Times New Roman" w:hAnsi="Times New Roman"/>
+          <w:b/>
+          <w:i/>
+          <w:color w:val="FF0000"/>
+          <w:sz w:val="24"/>
+        </w:rPr>
+        <w:t>Ірмос (г. 4):</w:t>
+      </w:r>
+      <w:r>
+        <w:rPr>
+          <w:rFonts w:ascii="Times New Roman" w:hAnsi="Times New Roman"/>
+          <w:b/>
+          <w:i/>
+          <w:color w:val="FF0000"/>
+          <w:sz w:val="24"/>
+        </w:rPr>
+        <w:t xml:space="preserve"> </w:t>
+      </w:r>
+      <w:r>
+        <w:rPr>
+          <w:rFonts w:ascii="Times New Roman" w:hAnsi="Times New Roman"/>
+          <w:b/>
+          <w:color w:val="000000"/>
+          <w:sz w:val="24"/>
+        </w:rPr>
+        <w:t>Відкрию вуста мої, і наповняться духом, і слово промовлю до Цариці Матері, і світло радіючи, прославлю Її чудеса.</w:t>
+      </w:r>
+    </w:p>
+    <w:p>
+      <w:pPr>
+        <w:pStyle w:val="a"/>
+        <w:spacing w:after="120"/>
+      </w:pPr>
+      <w:r>
+        <w:rPr>
+          <w:rFonts w:ascii="Times New Roman" w:hAnsi="Times New Roman"/>
+          <w:i/>
+          <w:color w:val="FF0000"/>
+          <w:sz w:val="24"/>
+        </w:rPr>
+        <w:t xml:space="preserve">Стих: </w:t>
+      </w:r>
+      <w:r>
+        <w:rPr>
+          <w:rFonts w:ascii="Times New Roman" w:hAnsi="Times New Roman"/>
+          <w:sz w:val="24"/>
+          <w:u w:val="single"/>
+        </w:rPr>
+        <w:t>Слава, Господи, чесному хресту твоєму і розп'яттю.</w:t>
+      </w:r>
+    </w:p>
+    <w:p>
+      <w:pPr>
+        <w:pStyle w:val="a"/>
+        <w:spacing w:after="120"/>
+      </w:pPr>
+      <w:r>
+        <w:rPr>
+          <w:rFonts w:ascii="Times New Roman" w:hAnsi="Times New Roman"/>
+          <w:color w:val="000000"/>
+          <w:sz w:val="24"/>
+        </w:rPr>
+        <w:t xml:space="preserve">На хресті Ти простягнув божественні руки, Довготерпеливий, і загиблий світ закликав до пізнання Твоєї держави, Щедрий; тому величаємо Твоє </w:t>
+      </w:r>
+      <w:r>
+        <w:rPr>
+          <w:rFonts w:ascii="Times New Roman" w:hAnsi="Times New Roman"/>
+          <w:color w:val="000000"/>
+          <w:sz w:val="24"/>
+        </w:rPr>
+        <w:t>благосердя</w:t>
+      </w:r>
+      <w:r>
+        <w:rPr>
+          <w:rFonts w:ascii="Times New Roman" w:hAnsi="Times New Roman"/>
+          <w:color w:val="000000"/>
+          <w:sz w:val="24"/>
+        </w:rPr>
+        <w:t>.</w:t>
+      </w:r>
+    </w:p>
+    <w:p>
+      <w:pPr>
+        <w:pStyle w:val="a"/>
+        <w:spacing w:after="120"/>
+      </w:pPr>
+      <w:r>
+        <w:rPr>
+          <w:rFonts w:ascii="Times New Roman" w:hAnsi="Times New Roman"/>
+          <w:i/>
+          <w:color w:val="FF0000"/>
+          <w:sz w:val="24"/>
+        </w:rPr>
+        <w:t xml:space="preserve">Стих: </w:t>
+      </w:r>
+      <w:r>
+        <w:rPr>
+          <w:rFonts w:ascii="Times New Roman" w:hAnsi="Times New Roman"/>
+          <w:sz w:val="24"/>
+          <w:u w:val="single"/>
+        </w:rPr>
+        <w:t>Слава, Господи, чесному хресту твоєму і розп'яттю.</w:t>
+      </w:r>
+    </w:p>
+    <w:p>
+      <w:pPr>
+        <w:pStyle w:val="a"/>
+        <w:spacing w:after="120"/>
+      </w:pPr>
+      <w:r>
+        <w:rPr>
+          <w:rFonts w:ascii="Times New Roman" w:hAnsi="Times New Roman"/>
+          <w:color w:val="000000"/>
+          <w:sz w:val="24"/>
+        </w:rPr>
+        <w:t xml:space="preserve">Змія підніс Мойсей, </w:t>
+      </w:r>
+      <w:r>
+        <w:rPr>
+          <w:rFonts w:ascii="Times New Roman" w:hAnsi="Times New Roman"/>
+          <w:color w:val="000000"/>
+          <w:sz w:val="24"/>
+        </w:rPr>
+        <w:t>прообразуючи</w:t>
+      </w:r>
+      <w:r>
+        <w:rPr>
+          <w:rFonts w:ascii="Times New Roman" w:hAnsi="Times New Roman"/>
+          <w:color w:val="000000"/>
+          <w:sz w:val="24"/>
+        </w:rPr>
+        <w:t xml:space="preserve"> божественне Твоє розп’яття, Слове безначальний, через який упав отруйний змій, що був причиною Адамового падіння.</w:t>
+      </w:r>
+    </w:p>
+    <w:p>
+      <w:pPr>
+        <w:pStyle w:val="a"/>
+        <w:spacing w:after="120"/>
+      </w:pPr>
+      <w:r>
+        <w:rPr>
+          <w:rFonts w:ascii="Times New Roman" w:hAnsi="Times New Roman"/>
+          <w:b/>
+          <w:sz w:val="24"/>
+        </w:rPr>
+        <w:t xml:space="preserve">Слава: І нині: </w:t>
+      </w:r>
+      <w:r>
+        <w:rPr>
+          <w:rFonts w:ascii="Times New Roman" w:hAnsi="Times New Roman"/>
+          <w:i/>
+          <w:color w:val="FF0000"/>
+          <w:sz w:val="24"/>
+        </w:rPr>
+        <w:t xml:space="preserve">Богородичний: </w:t>
+      </w:r>
+      <w:r>
+        <w:rPr>
+          <w:rFonts w:ascii="Times New Roman" w:hAnsi="Times New Roman"/>
+          <w:color w:val="000000"/>
+          <w:sz w:val="24"/>
+        </w:rPr>
+        <w:t>Зброя, як сказав Симеон, пройшла Твоє серце, коли Ти, Діво Владичице, побачила Христа розп’ятим і єдиного проколотого в ребра списом; тому ридаючи перетерпіла болісті.</w:t>
+      </w:r>
+    </w:p>
+    <w:p>
+      <w:pPr>
+        <w:pStyle w:val="Heading3"/>
+        <w:spacing w:after="120"/>
+        <w:jc w:val="center"/>
+      </w:pPr>
+      <w:r>
+        <w:rPr>
+          <w:rFonts w:ascii="Times New Roman" w:hAnsi="Times New Roman"/>
+          <w:i/>
+          <w:color w:val="FF0000"/>
+          <w:sz w:val="24"/>
+        </w:rPr>
+        <w:t>Пісня 3</w:t>
+      </w:r>
+    </w:p>
+    <w:p>
+      <w:pPr>
+        <w:pStyle w:val="a"/>
+        <w:spacing w:after="120"/>
+      </w:pPr>
+      <w:r>
+        <w:rPr>
+          <w:rFonts w:ascii="Times New Roman" w:hAnsi="Times New Roman"/>
+          <w:b/>
+          <w:i/>
+          <w:color w:val="FF0000"/>
+          <w:sz w:val="24"/>
+        </w:rPr>
+        <w:t>Ірмос (г. 4):</w:t>
+      </w:r>
+      <w:r>
+        <w:rPr>
+          <w:rFonts w:ascii="Times New Roman" w:hAnsi="Times New Roman"/>
+          <w:b/>
+          <w:i/>
+          <w:color w:val="FF0000"/>
+          <w:sz w:val="24"/>
+        </w:rPr>
+        <w:t xml:space="preserve"> </w:t>
+      </w:r>
+      <w:r>
+        <w:rPr>
+          <w:rFonts w:ascii="Times New Roman" w:hAnsi="Times New Roman"/>
+          <w:b/>
+          <w:color w:val="000000"/>
+          <w:sz w:val="24"/>
+        </w:rPr>
+        <w:t xml:space="preserve">Богородице, </w:t>
+      </w:r>
+      <w:r>
+        <w:rPr>
+          <w:rFonts w:ascii="Times New Roman" w:hAnsi="Times New Roman"/>
+          <w:b/>
+          <w:color w:val="000000"/>
+          <w:sz w:val="24"/>
+        </w:rPr>
+        <w:t>богоносне</w:t>
+      </w:r>
+      <w:r>
+        <w:rPr>
+          <w:rFonts w:ascii="Times New Roman" w:hAnsi="Times New Roman"/>
+          <w:b/>
+          <w:color w:val="000000"/>
+          <w:sz w:val="24"/>
+        </w:rPr>
+        <w:t xml:space="preserve"> і достатнє джерело, співців Твоїх, що </w:t>
+      </w:r>
+      <w:r>
+        <w:rPr>
+          <w:rFonts w:ascii="Times New Roman" w:hAnsi="Times New Roman"/>
+          <w:b/>
+          <w:color w:val="000000"/>
+          <w:sz w:val="24"/>
+        </w:rPr>
+        <w:t>врочисто</w:t>
+      </w:r>
+      <w:r>
+        <w:rPr>
+          <w:rFonts w:ascii="Times New Roman" w:hAnsi="Times New Roman"/>
+          <w:b/>
+          <w:color w:val="000000"/>
+          <w:sz w:val="24"/>
+        </w:rPr>
+        <w:t xml:space="preserve"> Тебе прославляють, духовно укріпи і в божественній Твоїй славі вінців слави сподоби.</w:t>
+      </w:r>
+    </w:p>
+    <w:p>
+      <w:pPr>
+        <w:pStyle w:val="a"/>
+        <w:spacing w:after="120"/>
+      </w:pPr>
+      <w:r>
+        <w:rPr>
+          <w:rFonts w:ascii="Times New Roman" w:hAnsi="Times New Roman"/>
+          <w:i/>
+          <w:color w:val="FF0000"/>
+          <w:sz w:val="24"/>
+        </w:rPr>
+        <w:t xml:space="preserve">Стих: </w:t>
+      </w:r>
+      <w:r>
+        <w:rPr>
+          <w:rFonts w:ascii="Times New Roman" w:hAnsi="Times New Roman"/>
+          <w:sz w:val="24"/>
+          <w:u w:val="single"/>
+        </w:rPr>
+        <w:t>Слава, Господи, чесному хресту твоєму і розп'яттю.</w:t>
+      </w:r>
+    </w:p>
+    <w:p>
+      <w:pPr>
+        <w:pStyle w:val="a"/>
+        <w:spacing w:after="120"/>
+      </w:pPr>
+      <w:r>
+        <w:rPr>
+          <w:rFonts w:ascii="Times New Roman" w:hAnsi="Times New Roman"/>
+          <w:color w:val="000000"/>
+          <w:sz w:val="24"/>
+        </w:rPr>
+        <w:t xml:space="preserve">Як ягня на заколення вели Тебе, Христе, люди беззаконні, сущого Агнця Божого, який благозволив визволити </w:t>
+      </w:r>
+      <w:r>
+        <w:rPr>
+          <w:rFonts w:ascii="Times New Roman" w:hAnsi="Times New Roman"/>
+          <w:color w:val="000000"/>
+          <w:sz w:val="24"/>
+        </w:rPr>
+        <w:t>овець</w:t>
+      </w:r>
+      <w:r>
+        <w:rPr>
+          <w:rFonts w:ascii="Times New Roman" w:hAnsi="Times New Roman"/>
+          <w:color w:val="000000"/>
+          <w:sz w:val="24"/>
+        </w:rPr>
+        <w:t xml:space="preserve"> від лютого вовка, яких Ти полюбив, як Чоловіколюбець.</w:t>
+      </w:r>
+    </w:p>
+    <w:p>
+      <w:pPr>
+        <w:pStyle w:val="a"/>
+        <w:spacing w:after="120"/>
+      </w:pPr>
+      <w:r>
+        <w:rPr>
+          <w:rFonts w:ascii="Times New Roman" w:hAnsi="Times New Roman"/>
+          <w:i/>
+          <w:color w:val="FF0000"/>
+          <w:sz w:val="24"/>
+        </w:rPr>
+        <w:t xml:space="preserve">Стих: </w:t>
+      </w:r>
+      <w:r>
+        <w:rPr>
+          <w:rFonts w:ascii="Times New Roman" w:hAnsi="Times New Roman"/>
+          <w:sz w:val="24"/>
+          <w:u w:val="single"/>
+        </w:rPr>
+        <w:t>Слава, Господи, чесному хресту твоєму і розп'яттю.</w:t>
+      </w:r>
+    </w:p>
+    <w:p>
+      <w:pPr>
+        <w:pStyle w:val="a"/>
+        <w:spacing w:after="120"/>
+      </w:pPr>
+      <w:r>
+        <w:rPr>
+          <w:rFonts w:ascii="Times New Roman" w:hAnsi="Times New Roman"/>
+          <w:color w:val="000000"/>
+          <w:sz w:val="24"/>
+        </w:rPr>
+        <w:t xml:space="preserve">Став Ти перед суддею і був засуджений неправедно, Судде, що будеш праведно судити землю, і перетерпів удари по щоках, бажаючи визволити мене, поневоленого лукавому </w:t>
+      </w:r>
+      <w:r>
+        <w:rPr>
+          <w:rFonts w:ascii="Times New Roman" w:hAnsi="Times New Roman"/>
+          <w:color w:val="000000"/>
+          <w:sz w:val="24"/>
+        </w:rPr>
+        <w:t>миродержцю</w:t>
+      </w:r>
+      <w:r>
+        <w:rPr>
+          <w:rFonts w:ascii="Times New Roman" w:hAnsi="Times New Roman"/>
+          <w:color w:val="000000"/>
+          <w:sz w:val="24"/>
+        </w:rPr>
+        <w:t>, Господи.</w:t>
+      </w:r>
+    </w:p>
+    <w:p>
+      <w:pPr>
+        <w:pStyle w:val="a"/>
+        <w:spacing w:after="120"/>
+      </w:pPr>
+      <w:r>
+        <w:rPr>
+          <w:rFonts w:ascii="Times New Roman" w:hAnsi="Times New Roman"/>
+          <w:i/>
+          <w:color w:val="FF0000"/>
+          <w:sz w:val="24"/>
+        </w:rPr>
+        <w:t xml:space="preserve">Богородичний: </w:t>
+      </w:r>
+      <w:r>
+        <w:rPr>
+          <w:rFonts w:ascii="Times New Roman" w:hAnsi="Times New Roman"/>
+          <w:color w:val="000000"/>
+          <w:sz w:val="24"/>
+        </w:rPr>
+        <w:t xml:space="preserve">Із Тебе, Діво, прийшло до Єви воістину оновлення, бо Бог плоттю народився і на хресті розіп’явся, знищуючи бісів, </w:t>
+      </w:r>
+      <w:r>
+        <w:rPr>
+          <w:rFonts w:ascii="Times New Roman" w:hAnsi="Times New Roman"/>
+          <w:color w:val="000000"/>
+          <w:sz w:val="24"/>
+        </w:rPr>
+        <w:t>Богоблагодатна</w:t>
+      </w:r>
+      <w:r>
+        <w:rPr>
+          <w:rFonts w:ascii="Times New Roman" w:hAnsi="Times New Roman"/>
+          <w:color w:val="000000"/>
+          <w:sz w:val="24"/>
+        </w:rPr>
+        <w:t xml:space="preserve"> Владичице.</w:t>
+      </w:r>
+    </w:p>
+    <w:p>
+      <w:pPr>
+        <w:pStyle w:val="Heading3"/>
+        <w:spacing w:after="120"/>
+        <w:jc w:val="center"/>
+      </w:pPr>
+      <w:r>
+        <w:rPr>
+          <w:rFonts w:ascii="Times New Roman" w:hAnsi="Times New Roman"/>
+          <w:b/>
+          <w:i/>
+          <w:color w:val="FF0000"/>
+          <w:sz w:val="24"/>
+        </w:rPr>
+        <w:t>Мала єктенія</w:t>
+      </w:r>
+    </w:p>
+    <w:p>
+      <w:pPr>
+        <w:pStyle w:val="a"/>
+        <w:spacing w:after="120"/>
+      </w:pPr>
+      <w:r>
+        <w:rPr>
+          <w:rFonts w:ascii="Times New Roman" w:hAnsi="Times New Roman"/>
+          <w:color w:val="000000"/>
+          <w:sz w:val="24"/>
+        </w:rPr>
+        <w:t>Ще і ще в мирі Господеві помолімся.</w:t>
+      </w:r>
+    </w:p>
+    <w:p>
+      <w:pPr>
+        <w:pStyle w:val="a"/>
+        <w:spacing w:after="120"/>
+      </w:pPr>
+      <w:r>
+        <w:rPr>
+          <w:rFonts w:ascii="Times New Roman" w:hAnsi="Times New Roman"/>
+          <w:i/>
+          <w:color w:val="FF0000"/>
+          <w:sz w:val="24"/>
+        </w:rPr>
+        <w:t>Вірні:</w:t>
+      </w:r>
+      <w:r>
+        <w:rPr>
+          <w:rFonts w:ascii="Times New Roman" w:hAnsi="Times New Roman"/>
+          <w:color w:val="000000"/>
+          <w:sz w:val="24"/>
+        </w:rPr>
+        <w:t xml:space="preserve"> Господи, помилуй.</w:t>
+      </w:r>
+    </w:p>
+    <w:p>
+      <w:pPr>
+        <w:pStyle w:val="a"/>
+        <w:spacing w:after="120"/>
+      </w:pPr>
+      <w:r>
+        <w:rPr>
+          <w:rFonts w:ascii="Times New Roman" w:hAnsi="Times New Roman"/>
+          <w:color w:val="000000"/>
+          <w:sz w:val="24"/>
+        </w:rPr>
+        <w:t>Заступи, спаси, помилуй і охорони нас, Боже, твоєю благодаттю.</w:t>
+      </w:r>
+    </w:p>
+    <w:p>
+      <w:pPr>
+        <w:pStyle w:val="a"/>
+        <w:spacing w:after="120"/>
+      </w:pPr>
+      <w:r>
+        <w:rPr>
+          <w:rFonts w:ascii="Times New Roman" w:hAnsi="Times New Roman"/>
+          <w:i/>
+          <w:color w:val="FF0000"/>
+          <w:sz w:val="24"/>
+        </w:rPr>
+        <w:t>Вірні:</w:t>
+      </w:r>
+      <w:r>
+        <w:rPr>
+          <w:rFonts w:ascii="Times New Roman" w:hAnsi="Times New Roman"/>
+          <w:color w:val="000000"/>
+          <w:sz w:val="24"/>
+        </w:rPr>
+        <w:t xml:space="preserve"> Господи, помилуй.</w:t>
+      </w:r>
+    </w:p>
+    <w:p>
+      <w:pPr>
+        <w:pStyle w:val="a"/>
+        <w:spacing w:after="120"/>
+      </w:pPr>
+      <w:r>
+        <w:rPr>
+          <w:rFonts w:ascii="Times New Roman" w:hAnsi="Times New Roman"/>
+          <w:color w:val="000000"/>
+          <w:sz w:val="24"/>
+        </w:rPr>
+        <w:t>Пресвяту, пречисту, преблагословенну, славну Владичицю нашу Богородицю і приснодіву Марію, з усіма святими пом'янувши, самі себе, і один одного, і все життя наше Христу Богові віддаймо.</w:t>
+      </w:r>
+    </w:p>
+    <w:p>
+      <w:pPr>
+        <w:pStyle w:val="a"/>
+        <w:spacing w:after="120"/>
+      </w:pPr>
+      <w:r>
+        <w:rPr>
+          <w:rFonts w:ascii="Times New Roman" w:hAnsi="Times New Roman"/>
+          <w:i/>
+          <w:color w:val="FF0000"/>
+          <w:sz w:val="24"/>
+        </w:rPr>
+        <w:t>Вірні:</w:t>
+      </w:r>
+      <w:r>
+        <w:rPr>
+          <w:rFonts w:ascii="Times New Roman" w:hAnsi="Times New Roman"/>
+          <w:color w:val="000000"/>
+          <w:sz w:val="24"/>
+        </w:rPr>
+        <w:t xml:space="preserve"> Тобі, Господи.</w:t>
+      </w:r>
+    </w:p>
+    <w:p>
+      <w:pPr>
+        <w:pStyle w:val="a"/>
+        <w:spacing w:after="120"/>
+      </w:pPr>
+      <w:r>
+        <w:rPr>
+          <w:rFonts w:ascii="Times New Roman" w:hAnsi="Times New Roman"/>
+          <w:sz w:val="24"/>
+          <w:u w:val="single"/>
+        </w:rPr>
+        <w:t>[Господи, Боже наш, що сонну неміч забрав від нас і покликав нас візванням святим, щоб і вночі підносити руки наші і прославляти тебе за справедливі твої присуди. Прийми благання наші, моління, визнавання, нічні служби і даруй нам, Боже, віру бездоганну, надію впевнену, любов нелицемірну. Благослови наші входи й виходи, вчинки, слова, діла й думки; і дай нам дочекатися початку дня, нам, що хвалять й оспівують, і благословлять добрість твоєї несказанної сили]</w:t>
+      </w:r>
+    </w:p>
+    <w:p>
+      <w:pPr>
+        <w:pStyle w:val="a"/>
+        <w:spacing w:after="120"/>
+      </w:pPr>
+      <w:r>
+        <w:rPr>
+          <w:rFonts w:ascii="Times New Roman" w:hAnsi="Times New Roman"/>
+          <w:i/>
+          <w:color w:val="FF0000"/>
+          <w:sz w:val="24"/>
+        </w:rPr>
+        <w:t>Священик:</w:t>
+      </w:r>
+      <w:r>
+        <w:rPr>
+          <w:rFonts w:ascii="Times New Roman" w:hAnsi="Times New Roman"/>
+          <w:i/>
+          <w:color w:val="FF0000"/>
+          <w:sz w:val="24"/>
+        </w:rPr>
+        <w:t xml:space="preserve"> </w:t>
+      </w:r>
+      <w:r>
+        <w:rPr>
+          <w:rFonts w:ascii="Times New Roman" w:hAnsi="Times New Roman"/>
+          <w:color w:val="000000"/>
+          <w:sz w:val="24"/>
+        </w:rPr>
+        <w:t>Бо Ти Бог наш і Тобі славу возсилаємо: Отцю, і Сину, і Святому Духові</w:t>
+      </w:r>
+      <w:r>
+        <w:rPr>
+          <w:rFonts w:ascii="Times New Roman" w:hAnsi="Times New Roman"/>
+          <w:sz w:val="24"/>
+        </w:rPr>
+        <w:t>, нині і повсякчас, і на віки віків.</w:t>
+      </w:r>
+    </w:p>
+    <w:p>
+      <w:pPr>
+        <w:pStyle w:val="a"/>
+        <w:spacing w:after="120"/>
+      </w:pPr>
+      <w:r>
+        <w:rPr>
+          <w:rFonts w:ascii="Times New Roman" w:hAnsi="Times New Roman"/>
+          <w:i/>
+          <w:color w:val="FF0000"/>
+          <w:sz w:val="24"/>
+        </w:rPr>
+        <w:t>Вірні:</w:t>
+      </w:r>
+      <w:r>
+        <w:rPr>
+          <w:rFonts w:ascii="Times New Roman" w:hAnsi="Times New Roman"/>
+          <w:color w:val="FF0000"/>
+          <w:sz w:val="24"/>
+        </w:rPr>
+        <w:t xml:space="preserve"> </w:t>
+      </w:r>
+      <w:r>
+        <w:rPr>
+          <w:rFonts w:ascii="Times New Roman" w:hAnsi="Times New Roman"/>
+          <w:sz w:val="24"/>
+        </w:rPr>
+        <w:t>Амінь.</w:t>
+      </w:r>
+    </w:p>
+    <w:p>
+      <w:pPr>
+        <w:pStyle w:val="Heading3"/>
+        <w:spacing w:after="120"/>
+        <w:jc w:val="center"/>
+      </w:pPr>
+      <w:r>
+        <w:rPr>
+          <w:rFonts w:ascii="Times New Roman" w:hAnsi="Times New Roman"/>
+          <w:i/>
+          <w:color w:val="FF0000"/>
+          <w:sz w:val="24"/>
+        </w:rPr>
+        <w:t>Пісня 4</w:t>
+      </w:r>
+    </w:p>
+    <w:p>
+      <w:pPr>
+        <w:pStyle w:val="a"/>
+        <w:spacing w:after="120"/>
+      </w:pPr>
+      <w:r>
+        <w:rPr>
+          <w:rFonts w:ascii="Times New Roman" w:hAnsi="Times New Roman"/>
+          <w:b/>
+          <w:i/>
+          <w:color w:val="FF0000"/>
+          <w:sz w:val="24"/>
+        </w:rPr>
+        <w:t>Ірмос (г. 4):</w:t>
+      </w:r>
+      <w:r>
+        <w:rPr>
+          <w:rFonts w:ascii="Times New Roman" w:hAnsi="Times New Roman"/>
+          <w:b/>
+          <w:i/>
+          <w:color w:val="FF0000"/>
+          <w:sz w:val="24"/>
+        </w:rPr>
+        <w:t xml:space="preserve"> </w:t>
+      </w:r>
+      <w:r>
+        <w:rPr>
+          <w:rFonts w:ascii="Times New Roman" w:hAnsi="Times New Roman"/>
+          <w:b/>
+          <w:color w:val="000000"/>
+          <w:sz w:val="24"/>
+        </w:rPr>
+        <w:t>Недослідиму</w:t>
+      </w:r>
+      <w:r>
+        <w:rPr>
+          <w:rFonts w:ascii="Times New Roman" w:hAnsi="Times New Roman"/>
+          <w:b/>
+          <w:color w:val="000000"/>
+          <w:sz w:val="24"/>
+        </w:rPr>
+        <w:t xml:space="preserve"> Божу раду про втілення Вишнього із Тебе, Діво, пророк Авакум, спостерігаючи, взивав: слава силі Твоїй, Господи.</w:t>
+      </w:r>
+    </w:p>
+    <w:p>
+      <w:pPr>
+        <w:pStyle w:val="a"/>
+        <w:spacing w:after="120"/>
+      </w:pPr>
+      <w:r>
+        <w:rPr>
+          <w:rFonts w:ascii="Times New Roman" w:hAnsi="Times New Roman"/>
+          <w:i/>
+          <w:color w:val="FF0000"/>
+          <w:sz w:val="24"/>
+        </w:rPr>
+        <w:t xml:space="preserve">Стих: </w:t>
+      </w:r>
+      <w:r>
+        <w:rPr>
+          <w:rFonts w:ascii="Times New Roman" w:hAnsi="Times New Roman"/>
+          <w:sz w:val="24"/>
+          <w:u w:val="single"/>
+        </w:rPr>
+        <w:t>Слава, Господи, чесному хресту твоєму і розп'яттю.</w:t>
+      </w:r>
+    </w:p>
+    <w:p>
+      <w:pPr>
+        <w:pStyle w:val="a"/>
+        <w:spacing w:after="120"/>
+      </w:pPr>
+      <w:r>
+        <w:rPr>
+          <w:rFonts w:ascii="Times New Roman" w:hAnsi="Times New Roman"/>
+          <w:color w:val="000000"/>
+          <w:sz w:val="24"/>
+        </w:rPr>
+        <w:t>Щоб розв’язати мої гріховні пута, Чоловіколюбче, зі Своєї волі Ти був зв’язаний і на хресті помер, як злодій: слава великому Твоєму милосердю.</w:t>
+      </w:r>
+    </w:p>
+    <w:p>
+      <w:pPr>
+        <w:pStyle w:val="a"/>
+        <w:spacing w:after="120"/>
+      </w:pPr>
+      <w:r>
+        <w:rPr>
+          <w:rFonts w:ascii="Times New Roman" w:hAnsi="Times New Roman"/>
+          <w:i/>
+          <w:color w:val="FF0000"/>
+          <w:sz w:val="24"/>
+        </w:rPr>
+        <w:t xml:space="preserve">Стих: </w:t>
+      </w:r>
+      <w:r>
+        <w:rPr>
+          <w:rFonts w:ascii="Times New Roman" w:hAnsi="Times New Roman"/>
+          <w:sz w:val="24"/>
+          <w:u w:val="single"/>
+        </w:rPr>
+        <w:t>Слава, Господи, чесному хресту твоєму і розп'яттю.</w:t>
+      </w:r>
+    </w:p>
+    <w:p>
+      <w:pPr>
+        <w:pStyle w:val="a"/>
+        <w:spacing w:after="120"/>
+      </w:pPr>
+      <w:r>
+        <w:rPr>
+          <w:rFonts w:ascii="Times New Roman" w:hAnsi="Times New Roman"/>
+          <w:color w:val="000000"/>
+          <w:sz w:val="24"/>
+        </w:rPr>
+        <w:t xml:space="preserve">Рани перетерпів Ти, Слове Божий, і ганебну смерть, яка зробила безсмертною істоту </w:t>
+      </w:r>
+      <w:r>
+        <w:rPr>
+          <w:rFonts w:ascii="Times New Roman" w:hAnsi="Times New Roman"/>
+          <w:color w:val="000000"/>
+          <w:sz w:val="24"/>
+        </w:rPr>
+        <w:t>земнородних</w:t>
+      </w:r>
+      <w:r>
+        <w:rPr>
+          <w:rFonts w:ascii="Times New Roman" w:hAnsi="Times New Roman"/>
+          <w:color w:val="000000"/>
+          <w:sz w:val="24"/>
+        </w:rPr>
+        <w:t xml:space="preserve">, </w:t>
+      </w:r>
+      <w:r>
+        <w:rPr>
+          <w:rFonts w:ascii="Times New Roman" w:hAnsi="Times New Roman"/>
+          <w:color w:val="000000"/>
+          <w:sz w:val="24"/>
+        </w:rPr>
+        <w:t>умертвлених</w:t>
+      </w:r>
+      <w:r>
+        <w:rPr>
+          <w:rFonts w:ascii="Times New Roman" w:hAnsi="Times New Roman"/>
+          <w:color w:val="000000"/>
+          <w:sz w:val="24"/>
+        </w:rPr>
+        <w:t xml:space="preserve"> пристрастями; слава великому Твоєму милосердю.</w:t>
+      </w:r>
+    </w:p>
+    <w:p>
+      <w:pPr>
+        <w:pStyle w:val="a"/>
+        <w:spacing w:after="120"/>
+      </w:pPr>
+      <w:r>
+        <w:rPr>
+          <w:rFonts w:ascii="Times New Roman" w:hAnsi="Times New Roman"/>
+          <w:b/>
+          <w:sz w:val="24"/>
+        </w:rPr>
+        <w:t xml:space="preserve">Слава: І нині: </w:t>
+      </w:r>
+      <w:r>
+        <w:rPr>
+          <w:rFonts w:ascii="Times New Roman" w:hAnsi="Times New Roman"/>
+          <w:i/>
+          <w:color w:val="FF0000"/>
+          <w:sz w:val="24"/>
+        </w:rPr>
+        <w:t xml:space="preserve">Богородичний: </w:t>
+      </w:r>
+      <w:r>
+        <w:rPr>
+          <w:rFonts w:ascii="Times New Roman" w:hAnsi="Times New Roman"/>
+          <w:color w:val="000000"/>
+          <w:sz w:val="24"/>
+        </w:rPr>
+        <w:t>Роздерлося рукописання Адамове, коли Ти, Владико, був проколотий списом, Богородиця взивала, біля хреста стоячи, Господи, і в болістях вигукувала.</w:t>
+      </w:r>
+    </w:p>
+    <w:p>
+      <w:pPr>
+        <w:pStyle w:val="Heading3"/>
+        <w:spacing w:after="120"/>
+        <w:jc w:val="center"/>
+      </w:pPr>
+      <w:r>
+        <w:rPr>
+          <w:rFonts w:ascii="Times New Roman" w:hAnsi="Times New Roman"/>
+          <w:i/>
+          <w:color w:val="FF0000"/>
+          <w:sz w:val="24"/>
+        </w:rPr>
+        <w:t>Пісня 5</w:t>
+      </w:r>
+    </w:p>
+    <w:p>
+      <w:pPr>
+        <w:pStyle w:val="a"/>
+        <w:spacing w:after="120"/>
+      </w:pPr>
+      <w:r>
+        <w:rPr>
+          <w:rFonts w:ascii="Times New Roman" w:hAnsi="Times New Roman"/>
+          <w:b/>
+          <w:i/>
+          <w:color w:val="FF0000"/>
+          <w:sz w:val="24"/>
+        </w:rPr>
+        <w:t>Ірмос (г. 4):</w:t>
+      </w:r>
+      <w:r>
+        <w:rPr>
+          <w:rFonts w:ascii="Times New Roman" w:hAnsi="Times New Roman"/>
+          <w:b/>
+          <w:i/>
+          <w:color w:val="FF0000"/>
+          <w:sz w:val="24"/>
+        </w:rPr>
+        <w:t xml:space="preserve"> </w:t>
+      </w:r>
+      <w:r>
+        <w:rPr>
+          <w:rFonts w:ascii="Times New Roman" w:hAnsi="Times New Roman"/>
+          <w:b/>
+          <w:color w:val="000000"/>
+          <w:sz w:val="24"/>
+        </w:rPr>
+        <w:t>Здивувалося усе божественній славі Твоїй, Ти бо, нетлінна Діво, носила в утробі Бога всіх і породила відвічного Сина, подаючи мир усім, що Тебе прославляють.</w:t>
+      </w:r>
+    </w:p>
+    <w:p>
+      <w:pPr>
+        <w:pStyle w:val="a"/>
+        <w:spacing w:after="120"/>
+      </w:pPr>
+      <w:r>
+        <w:rPr>
+          <w:rFonts w:ascii="Times New Roman" w:hAnsi="Times New Roman"/>
+          <w:i/>
+          <w:color w:val="FF0000"/>
+          <w:sz w:val="24"/>
+        </w:rPr>
+        <w:t xml:space="preserve">Стих: </w:t>
+      </w:r>
+      <w:r>
+        <w:rPr>
+          <w:rFonts w:ascii="Times New Roman" w:hAnsi="Times New Roman"/>
+          <w:sz w:val="24"/>
+          <w:u w:val="single"/>
+        </w:rPr>
+        <w:t>Слава, Господи, чесному хресту твоєму і розп'яттю.</w:t>
+      </w:r>
+    </w:p>
+    <w:p>
+      <w:pPr>
+        <w:pStyle w:val="a"/>
+        <w:spacing w:after="120"/>
+      </w:pPr>
+      <w:r>
+        <w:rPr>
+          <w:rFonts w:ascii="Times New Roman" w:hAnsi="Times New Roman"/>
+          <w:color w:val="000000"/>
+          <w:sz w:val="24"/>
+        </w:rPr>
+        <w:t>Побачивши Тебе, Сонце правди, на хресті розп’ятим, сонце сховало проміння, світити неспроможне, коли Ти, Спасе, зайшов, і просвіщаєш тих, що сплять в ночі омани, які поклоняються державі Твоїй.</w:t>
+      </w:r>
+    </w:p>
+    <w:p>
+      <w:pPr>
+        <w:pStyle w:val="a"/>
+        <w:spacing w:after="120"/>
+      </w:pPr>
+      <w:r>
+        <w:rPr>
+          <w:rFonts w:ascii="Times New Roman" w:hAnsi="Times New Roman"/>
+          <w:i/>
+          <w:color w:val="FF0000"/>
+          <w:sz w:val="24"/>
+        </w:rPr>
+        <w:t xml:space="preserve">Стих: </w:t>
+      </w:r>
+      <w:r>
+        <w:rPr>
+          <w:rFonts w:ascii="Times New Roman" w:hAnsi="Times New Roman"/>
+          <w:sz w:val="24"/>
+          <w:u w:val="single"/>
+        </w:rPr>
+        <w:t>Слава, Господи, чесному хресту твоєму і розп'яттю.</w:t>
+      </w:r>
+    </w:p>
+    <w:p>
+      <w:pPr>
+        <w:pStyle w:val="a"/>
+        <w:spacing w:after="120"/>
+      </w:pPr>
+      <w:r>
+        <w:rPr>
+          <w:rFonts w:ascii="Times New Roman" w:hAnsi="Times New Roman"/>
+          <w:color w:val="000000"/>
+          <w:sz w:val="24"/>
+        </w:rPr>
+        <w:t>Розпинаєшся Ти, Господи, заради милосердя і спасаєш мене; споживаючи оцту і жовчі, Ти визволяєш нас, як Благий, від плоду, яким ми спокусилися і підпали тлінню.</w:t>
+      </w:r>
+    </w:p>
+    <w:p>
+      <w:pPr>
+        <w:pStyle w:val="a"/>
+        <w:spacing w:after="120"/>
+      </w:pPr>
+      <w:r>
+        <w:rPr>
+          <w:rFonts w:ascii="Times New Roman" w:hAnsi="Times New Roman"/>
+          <w:b/>
+          <w:sz w:val="24"/>
+        </w:rPr>
+        <w:t xml:space="preserve">Слава: І нині: </w:t>
+      </w:r>
+      <w:r>
+        <w:rPr>
+          <w:rFonts w:ascii="Times New Roman" w:hAnsi="Times New Roman"/>
+          <w:i/>
+          <w:color w:val="FF0000"/>
+          <w:sz w:val="24"/>
+        </w:rPr>
+        <w:t xml:space="preserve">Богородичний: </w:t>
+      </w:r>
+      <w:r>
+        <w:rPr>
+          <w:rFonts w:ascii="Times New Roman" w:hAnsi="Times New Roman"/>
+          <w:color w:val="000000"/>
+          <w:sz w:val="24"/>
+        </w:rPr>
+        <w:t>Богорадувана</w:t>
+      </w:r>
+      <w:r>
+        <w:rPr>
+          <w:rFonts w:ascii="Times New Roman" w:hAnsi="Times New Roman"/>
+          <w:color w:val="000000"/>
+          <w:sz w:val="24"/>
+        </w:rPr>
+        <w:t>, коли Ти побачила на хресті розп’ятим Сина, якого Ти народила плоттю, плакала і дивувалася Його довготерпінню; тому величала Його приниження.</w:t>
+      </w:r>
+    </w:p>
+    <w:p>
+      <w:pPr>
+        <w:pStyle w:val="Heading3"/>
+        <w:spacing w:after="120"/>
+        <w:jc w:val="center"/>
+      </w:pPr>
+      <w:r>
+        <w:rPr>
+          <w:rFonts w:ascii="Times New Roman" w:hAnsi="Times New Roman"/>
+          <w:i/>
+          <w:color w:val="FF0000"/>
+          <w:sz w:val="24"/>
+        </w:rPr>
+        <w:t>Пісня 6</w:t>
+      </w:r>
+    </w:p>
+    <w:p>
+      <w:pPr>
+        <w:pStyle w:val="a"/>
+        <w:spacing w:after="120"/>
+      </w:pPr>
+      <w:r>
+        <w:rPr>
+          <w:rFonts w:ascii="Times New Roman" w:hAnsi="Times New Roman"/>
+          <w:b/>
+          <w:i/>
+          <w:color w:val="FF0000"/>
+          <w:sz w:val="24"/>
+        </w:rPr>
+        <w:t>Ірмос (г. 4):</w:t>
+      </w:r>
+      <w:r>
+        <w:rPr>
+          <w:rFonts w:ascii="Times New Roman" w:hAnsi="Times New Roman"/>
+          <w:b/>
+          <w:i/>
+          <w:color w:val="FF0000"/>
+          <w:sz w:val="24"/>
+        </w:rPr>
+        <w:t xml:space="preserve"> </w:t>
+      </w:r>
+      <w:r>
+        <w:rPr>
+          <w:rFonts w:ascii="Times New Roman" w:hAnsi="Times New Roman"/>
+          <w:b/>
+          <w:color w:val="000000"/>
+          <w:sz w:val="24"/>
+        </w:rPr>
+        <w:t xml:space="preserve">Божественне це і </w:t>
+      </w:r>
+      <w:r>
+        <w:rPr>
+          <w:rFonts w:ascii="Times New Roman" w:hAnsi="Times New Roman"/>
+          <w:b/>
+          <w:color w:val="000000"/>
+          <w:sz w:val="24"/>
+        </w:rPr>
+        <w:t>всечесне</w:t>
+      </w:r>
+      <w:r>
+        <w:rPr>
+          <w:rFonts w:ascii="Times New Roman" w:hAnsi="Times New Roman"/>
+          <w:b/>
+          <w:color w:val="000000"/>
+          <w:sz w:val="24"/>
+        </w:rPr>
+        <w:t xml:space="preserve"> справляючи свято Богоматері, прийдіть, богомудрі, руками заплещімо і народженого від Неї Бога прославимо.</w:t>
+      </w:r>
+    </w:p>
+    <w:p>
+      <w:pPr>
+        <w:pStyle w:val="a"/>
+        <w:spacing w:after="120"/>
+      </w:pPr>
+      <w:r>
+        <w:rPr>
+          <w:rFonts w:ascii="Times New Roman" w:hAnsi="Times New Roman"/>
+          <w:i/>
+          <w:color w:val="FF0000"/>
+          <w:sz w:val="24"/>
+        </w:rPr>
+        <w:t xml:space="preserve">Стих: </w:t>
+      </w:r>
+      <w:r>
+        <w:rPr>
+          <w:rFonts w:ascii="Times New Roman" w:hAnsi="Times New Roman"/>
+          <w:sz w:val="24"/>
+          <w:u w:val="single"/>
+        </w:rPr>
+        <w:t>Слава, Господи, чесному хресту твоєму і розп'яттю.</w:t>
+      </w:r>
+    </w:p>
+    <w:p>
+      <w:pPr>
+        <w:pStyle w:val="a"/>
+        <w:spacing w:after="120"/>
+      </w:pPr>
+      <w:r>
+        <w:rPr>
+          <w:rFonts w:ascii="Times New Roman" w:hAnsi="Times New Roman"/>
+          <w:color w:val="000000"/>
+          <w:sz w:val="24"/>
+        </w:rPr>
+        <w:t xml:space="preserve">Болістями, які перетерпів Ти, будучи розіп’ятим, припинив болісті людства і до безболісного життя приводиш усіх, </w:t>
+      </w:r>
+      <w:r>
+        <w:rPr>
+          <w:rFonts w:ascii="Times New Roman" w:hAnsi="Times New Roman"/>
+          <w:color w:val="000000"/>
+          <w:sz w:val="24"/>
+        </w:rPr>
+        <w:t>благоутробний</w:t>
+      </w:r>
+      <w:r>
+        <w:rPr>
+          <w:rFonts w:ascii="Times New Roman" w:hAnsi="Times New Roman"/>
+          <w:color w:val="000000"/>
+          <w:sz w:val="24"/>
+        </w:rPr>
+        <w:t>, Господи.</w:t>
+      </w:r>
+    </w:p>
+    <w:p>
+      <w:pPr>
+        <w:pStyle w:val="a"/>
+        <w:spacing w:after="120"/>
+      </w:pPr>
+      <w:r>
+        <w:rPr>
+          <w:rFonts w:ascii="Times New Roman" w:hAnsi="Times New Roman"/>
+          <w:i/>
+          <w:color w:val="FF0000"/>
+          <w:sz w:val="24"/>
+        </w:rPr>
+        <w:t xml:space="preserve">Стих: </w:t>
+      </w:r>
+      <w:r>
+        <w:rPr>
+          <w:rFonts w:ascii="Times New Roman" w:hAnsi="Times New Roman"/>
+          <w:sz w:val="24"/>
+          <w:u w:val="single"/>
+        </w:rPr>
+        <w:t>Слава, Господи, чесному хресту твоєму і розп'яттю.</w:t>
+      </w:r>
+    </w:p>
+    <w:p>
+      <w:pPr>
+        <w:pStyle w:val="a"/>
+        <w:spacing w:after="120"/>
+      </w:pPr>
+      <w:r>
+        <w:rPr>
+          <w:rFonts w:ascii="Times New Roman" w:hAnsi="Times New Roman"/>
+          <w:color w:val="000000"/>
+          <w:sz w:val="24"/>
+        </w:rPr>
+        <w:t>Сонце проміння сховало, церковна ж завіса розідралася, земля тряслася, камені зі страху розкололися, неспроможні дивитися на Творця, розп’ятого на хресті.</w:t>
+      </w:r>
+    </w:p>
+    <w:p>
+      <w:pPr>
+        <w:pStyle w:val="a"/>
+        <w:spacing w:after="120"/>
+      </w:pPr>
+      <w:r>
+        <w:rPr>
+          <w:rFonts w:ascii="Times New Roman" w:hAnsi="Times New Roman"/>
+          <w:i/>
+          <w:color w:val="FF0000"/>
+          <w:sz w:val="24"/>
+        </w:rPr>
+        <w:t xml:space="preserve">Богородичний: </w:t>
+      </w:r>
+      <w:r>
+        <w:rPr>
+          <w:rFonts w:ascii="Times New Roman" w:hAnsi="Times New Roman"/>
+          <w:color w:val="000000"/>
+          <w:sz w:val="24"/>
+        </w:rPr>
+        <w:t xml:space="preserve">Будь для мене пристановищем, </w:t>
+      </w:r>
+      <w:r>
+        <w:rPr>
+          <w:rFonts w:ascii="Times New Roman" w:hAnsi="Times New Roman"/>
+          <w:color w:val="000000"/>
+          <w:sz w:val="24"/>
+        </w:rPr>
+        <w:t>Всенепорочна</w:t>
+      </w:r>
+      <w:r>
+        <w:rPr>
+          <w:rFonts w:ascii="Times New Roman" w:hAnsi="Times New Roman"/>
+          <w:color w:val="000000"/>
+          <w:sz w:val="24"/>
+        </w:rPr>
+        <w:t>, бо я плаваю в страшній безодні, Ти бо спасла все творіння, яке було в біді, Різдвом Твоїм.</w:t>
+      </w:r>
+    </w:p>
+    <w:p>
+      <w:pPr>
+        <w:pStyle w:val="Heading3"/>
+        <w:spacing w:after="120"/>
+        <w:jc w:val="center"/>
+      </w:pPr>
+      <w:r>
+        <w:rPr>
+          <w:rFonts w:ascii="Times New Roman" w:hAnsi="Times New Roman"/>
+          <w:b/>
+          <w:i/>
+          <w:color w:val="FF0000"/>
+          <w:sz w:val="24"/>
+        </w:rPr>
+        <w:t>Мала єктенія</w:t>
+      </w:r>
+    </w:p>
+    <w:p>
+      <w:pPr>
+        <w:pStyle w:val="a"/>
+        <w:spacing w:after="120"/>
+      </w:pPr>
+      <w:r>
+        <w:rPr>
+          <w:rFonts w:ascii="Times New Roman" w:hAnsi="Times New Roman"/>
+          <w:color w:val="000000"/>
+          <w:sz w:val="24"/>
+        </w:rPr>
+        <w:t>Ще і ще в мирі Господеві помолімся.</w:t>
+      </w:r>
+    </w:p>
+    <w:p>
+      <w:pPr>
+        <w:pStyle w:val="a"/>
+        <w:spacing w:after="120"/>
+      </w:pPr>
+      <w:r>
+        <w:rPr>
+          <w:rFonts w:ascii="Times New Roman" w:hAnsi="Times New Roman"/>
+          <w:i/>
+          <w:color w:val="FF0000"/>
+          <w:sz w:val="24"/>
+        </w:rPr>
+        <w:t>Вірні:</w:t>
+      </w:r>
+      <w:r>
+        <w:rPr>
+          <w:rFonts w:ascii="Times New Roman" w:hAnsi="Times New Roman"/>
+          <w:color w:val="000000"/>
+          <w:sz w:val="24"/>
+        </w:rPr>
+        <w:t xml:space="preserve"> Господи, помилуй.</w:t>
+      </w:r>
+    </w:p>
+    <w:p>
+      <w:pPr>
+        <w:pStyle w:val="a"/>
+        <w:spacing w:after="120"/>
+      </w:pPr>
+      <w:r>
+        <w:rPr>
+          <w:rFonts w:ascii="Times New Roman" w:hAnsi="Times New Roman"/>
+          <w:color w:val="000000"/>
+          <w:sz w:val="24"/>
+        </w:rPr>
+        <w:t>Заступи, спаси, помилуй і охорони нас, Боже, твоєю благодаттю.</w:t>
+      </w:r>
+    </w:p>
+    <w:p>
+      <w:pPr>
+        <w:pStyle w:val="a"/>
+        <w:spacing w:after="120"/>
+      </w:pPr>
+      <w:r>
+        <w:rPr>
+          <w:rFonts w:ascii="Times New Roman" w:hAnsi="Times New Roman"/>
+          <w:i/>
+          <w:color w:val="FF0000"/>
+          <w:sz w:val="24"/>
+        </w:rPr>
+        <w:t>Вірні:</w:t>
+      </w:r>
+      <w:r>
+        <w:rPr>
+          <w:rFonts w:ascii="Times New Roman" w:hAnsi="Times New Roman"/>
+          <w:color w:val="000000"/>
+          <w:sz w:val="24"/>
+        </w:rPr>
+        <w:t xml:space="preserve"> Господи, помилуй.</w:t>
+      </w:r>
+    </w:p>
+    <w:p>
+      <w:pPr>
+        <w:pStyle w:val="a"/>
+        <w:spacing w:after="120"/>
+      </w:pPr>
+      <w:r>
+        <w:rPr>
+          <w:rFonts w:ascii="Times New Roman" w:hAnsi="Times New Roman"/>
+          <w:color w:val="000000"/>
+          <w:sz w:val="24"/>
+        </w:rPr>
+        <w:t>Пресвяту, пречисту, преблагословенну, славну Владичицю нашу Богородицю і приснодіву Марію, з усіма святими пом'янувши, самі себе, і один одного, і все життя наше Христу Богові віддаймо.</w:t>
+      </w:r>
+    </w:p>
+    <w:p>
+      <w:pPr>
+        <w:pStyle w:val="a"/>
+        <w:spacing w:after="120"/>
+      </w:pPr>
+      <w:r>
+        <w:rPr>
+          <w:rFonts w:ascii="Times New Roman" w:hAnsi="Times New Roman"/>
+          <w:i/>
+          <w:color w:val="FF0000"/>
+          <w:sz w:val="24"/>
+        </w:rPr>
+        <w:t>Вірні:</w:t>
+      </w:r>
+      <w:r>
+        <w:rPr>
+          <w:rFonts w:ascii="Times New Roman" w:hAnsi="Times New Roman"/>
+          <w:color w:val="000000"/>
+          <w:sz w:val="24"/>
+        </w:rPr>
+        <w:t xml:space="preserve"> Тобі, Господи.</w:t>
+      </w:r>
+    </w:p>
+    <w:p>
+      <w:pPr>
+        <w:pStyle w:val="a"/>
+        <w:spacing w:after="120"/>
+      </w:pPr>
+      <w:r>
+        <w:rPr>
+          <w:rFonts w:ascii="Times New Roman" w:hAnsi="Times New Roman"/>
+          <w:sz w:val="24"/>
+          <w:u w:val="single"/>
+        </w:rPr>
+        <w:t>[Дякуємо тобі, Господи, Боже спасіння нашого, бо ти все робиш для добра життя нашого, щоб ми завжди на тебе споглядали, Спасителю й Доброчинцю душ наших. Бо ти дав спокій нам у час минулої ночі й підвів нас, щоб ми поклонялися величному імені твоєму. Тому молимо тебе, Господи: Дай нам ласку й силу, щоб ми стали гідними співати тобі розумно й молитися безупинно та в страсі і тремтінні над нашим спасінням працювали, при заступництві Христа твого. Пом'яни, Господи, і тих, що вночі до тебе кличуть. Вислухай їх і помилуй, і круши під ноги їх невидимих і войовничих ворогів.]</w:t>
+      </w:r>
+    </w:p>
+    <w:p>
+      <w:pPr>
+        <w:pStyle w:val="a"/>
+        <w:spacing w:after="120"/>
+      </w:pPr>
+      <w:r>
+        <w:rPr>
+          <w:rFonts w:ascii="Times New Roman" w:hAnsi="Times New Roman"/>
+          <w:i/>
+          <w:color w:val="FF0000"/>
+          <w:sz w:val="24"/>
+        </w:rPr>
+        <w:t>Священик:</w:t>
+      </w:r>
+      <w:r>
+        <w:rPr>
+          <w:rFonts w:ascii="Times New Roman" w:hAnsi="Times New Roman"/>
+          <w:i/>
+          <w:color w:val="FF0000"/>
+          <w:sz w:val="24"/>
+        </w:rPr>
+        <w:t xml:space="preserve"> </w:t>
+      </w:r>
+      <w:r>
+        <w:rPr>
+          <w:rFonts w:ascii="Times New Roman" w:hAnsi="Times New Roman"/>
+          <w:color w:val="000000"/>
+          <w:sz w:val="24"/>
+        </w:rPr>
+        <w:t>Бо Ти цар миру і Спас душ наших і Тобі славу возсилаємо: Отцю, і Сину, і Святому Духові</w:t>
+      </w:r>
+      <w:r>
+        <w:rPr>
+          <w:rFonts w:ascii="Times New Roman" w:hAnsi="Times New Roman"/>
+          <w:sz w:val="24"/>
+        </w:rPr>
+        <w:t>, нині і повсякчас, і на віки віків.</w:t>
+      </w:r>
+    </w:p>
+    <w:p>
+      <w:pPr>
+        <w:pStyle w:val="a"/>
+        <w:spacing w:after="120"/>
+      </w:pPr>
+      <w:r>
+        <w:rPr>
+          <w:rFonts w:ascii="Times New Roman" w:hAnsi="Times New Roman"/>
+          <w:i/>
+          <w:color w:val="FF0000"/>
+          <w:sz w:val="24"/>
+        </w:rPr>
+        <w:t>Вірні:</w:t>
+      </w:r>
+      <w:r>
+        <w:rPr>
+          <w:rFonts w:ascii="Times New Roman" w:hAnsi="Times New Roman"/>
+          <w:color w:val="FF0000"/>
+          <w:sz w:val="24"/>
+        </w:rPr>
+        <w:t xml:space="preserve"> </w:t>
+      </w:r>
+      <w:r>
+        <w:rPr>
+          <w:rFonts w:ascii="Times New Roman" w:hAnsi="Times New Roman"/>
+          <w:sz w:val="24"/>
+        </w:rPr>
+        <w:t>Амінь</w:t>
+      </w:r>
+      <w:r>
+        <w:rPr>
+          <w:rFonts w:ascii="Times New Roman" w:hAnsi="Times New Roman"/>
+          <w:i/>
+          <w:sz w:val="24"/>
+        </w:rPr>
+        <w:t>.</w:t>
+      </w:r>
+    </w:p>
+    <w:p>
+      <w:pPr>
+        <w:pStyle w:val="Heading3"/>
+        <w:spacing w:after="120"/>
+        <w:jc w:val="center"/>
+      </w:pPr>
+      <w:r>
+        <w:rPr>
+          <w:rFonts w:ascii="Times New Roman" w:hAnsi="Times New Roman"/>
+          <w:i/>
+          <w:color w:val="FF0000"/>
+          <w:sz w:val="24"/>
+        </w:rPr>
+        <w:t>Пісня 7</w:t>
+      </w:r>
+    </w:p>
+    <w:p>
+      <w:pPr>
+        <w:pStyle w:val="a"/>
+        <w:spacing w:after="120"/>
+      </w:pPr>
+      <w:r>
+        <w:rPr>
+          <w:rFonts w:ascii="Times New Roman" w:hAnsi="Times New Roman"/>
+          <w:b/>
+          <w:i/>
+          <w:color w:val="FF0000"/>
+          <w:sz w:val="24"/>
+        </w:rPr>
+        <w:t>Ірмос (г. 4):</w:t>
+      </w:r>
+      <w:r>
+        <w:rPr>
+          <w:rFonts w:ascii="Times New Roman" w:hAnsi="Times New Roman"/>
+          <w:b/>
+          <w:i/>
+          <w:color w:val="FF0000"/>
+          <w:sz w:val="24"/>
+        </w:rPr>
+        <w:t xml:space="preserve"> </w:t>
+      </w:r>
+      <w:r>
+        <w:rPr>
+          <w:rFonts w:ascii="Times New Roman" w:hAnsi="Times New Roman"/>
+          <w:b/>
+          <w:color w:val="000000"/>
+          <w:sz w:val="24"/>
+        </w:rPr>
+        <w:t>Не поклонилися тварі замість Творця побожні юнаки, але вогненну погрозу сміливо зневаживши, радувалися співаючи: преславний Господи, Боже отців, благословенний Ти.</w:t>
+      </w:r>
+    </w:p>
+    <w:p>
+      <w:pPr>
+        <w:pStyle w:val="a"/>
+        <w:spacing w:after="120"/>
+      </w:pPr>
+      <w:r>
+        <w:rPr>
+          <w:rFonts w:ascii="Times New Roman" w:hAnsi="Times New Roman"/>
+          <w:i/>
+          <w:color w:val="FF0000"/>
+          <w:sz w:val="24"/>
+        </w:rPr>
+        <w:t xml:space="preserve">Стих: </w:t>
+      </w:r>
+      <w:r>
+        <w:rPr>
+          <w:rFonts w:ascii="Times New Roman" w:hAnsi="Times New Roman"/>
+          <w:sz w:val="24"/>
+          <w:u w:val="single"/>
+        </w:rPr>
+        <w:t>Слава, Господи, чесному хресту твоєму і розп'яттю.</w:t>
+      </w:r>
+    </w:p>
+    <w:p>
+      <w:pPr>
+        <w:pStyle w:val="a"/>
+        <w:spacing w:after="120"/>
+      </w:pPr>
+      <w:r>
+        <w:rPr>
+          <w:rFonts w:ascii="Times New Roman" w:hAnsi="Times New Roman"/>
+          <w:color w:val="000000"/>
+          <w:sz w:val="24"/>
+        </w:rPr>
+        <w:t xml:space="preserve">Переможений був супротивник і упав великим падінням, коли Христос був піднесений на древо, і </w:t>
+      </w:r>
+      <w:r>
+        <w:rPr>
+          <w:rFonts w:ascii="Times New Roman" w:hAnsi="Times New Roman"/>
+          <w:color w:val="000000"/>
+          <w:sz w:val="24"/>
+        </w:rPr>
+        <w:t>спасся</w:t>
+      </w:r>
+      <w:r>
+        <w:rPr>
+          <w:rFonts w:ascii="Times New Roman" w:hAnsi="Times New Roman"/>
+          <w:color w:val="000000"/>
+          <w:sz w:val="24"/>
+        </w:rPr>
+        <w:t xml:space="preserve"> раніше засуджений, взиваючи до Нього: Господь і Бог отців, благословенний Ти.</w:t>
+      </w:r>
+    </w:p>
+    <w:p>
+      <w:pPr>
+        <w:pStyle w:val="a"/>
+        <w:spacing w:after="120"/>
+      </w:pPr>
+      <w:r>
+        <w:rPr>
+          <w:rFonts w:ascii="Times New Roman" w:hAnsi="Times New Roman"/>
+          <w:i/>
+          <w:color w:val="FF0000"/>
+          <w:sz w:val="24"/>
+        </w:rPr>
+        <w:t xml:space="preserve">Стих: </w:t>
+      </w:r>
+      <w:r>
+        <w:rPr>
+          <w:rFonts w:ascii="Times New Roman" w:hAnsi="Times New Roman"/>
+          <w:sz w:val="24"/>
+          <w:u w:val="single"/>
+        </w:rPr>
+        <w:t>Слава, Господи, чесному хресту твоєму і розп'яттю.</w:t>
+      </w:r>
+    </w:p>
+    <w:p>
+      <w:pPr>
+        <w:pStyle w:val="a"/>
+        <w:spacing w:after="120"/>
+      </w:pPr>
+      <w:r>
+        <w:rPr>
+          <w:rFonts w:ascii="Times New Roman" w:hAnsi="Times New Roman"/>
+          <w:color w:val="000000"/>
+          <w:sz w:val="24"/>
+        </w:rPr>
+        <w:t xml:space="preserve">Ти, Христе, померлий на древі, оживив мене, </w:t>
+      </w:r>
+      <w:r>
+        <w:rPr>
+          <w:rFonts w:ascii="Times New Roman" w:hAnsi="Times New Roman"/>
+          <w:color w:val="000000"/>
+          <w:sz w:val="24"/>
+        </w:rPr>
+        <w:t>умертвленого</w:t>
+      </w:r>
+      <w:r>
+        <w:rPr>
+          <w:rFonts w:ascii="Times New Roman" w:hAnsi="Times New Roman"/>
+          <w:color w:val="000000"/>
+          <w:sz w:val="24"/>
+        </w:rPr>
+        <w:t xml:space="preserve"> древом; і божественними Твоїми ранами струпи серця мого зцілив: всехвальний отців Господь і Бог, благословенний Ти.</w:t>
+      </w:r>
+    </w:p>
+    <w:p>
+      <w:pPr>
+        <w:pStyle w:val="a"/>
+        <w:spacing w:after="120"/>
+      </w:pPr>
+      <w:r>
+        <w:rPr>
+          <w:rFonts w:ascii="Times New Roman" w:hAnsi="Times New Roman"/>
+          <w:b/>
+          <w:sz w:val="24"/>
+        </w:rPr>
+        <w:t xml:space="preserve">Слава: І нині: </w:t>
+      </w:r>
+      <w:r>
+        <w:rPr>
+          <w:rFonts w:ascii="Times New Roman" w:hAnsi="Times New Roman"/>
+          <w:i/>
+          <w:color w:val="FF0000"/>
+          <w:sz w:val="24"/>
+        </w:rPr>
+        <w:t xml:space="preserve">Богородичний: </w:t>
+      </w:r>
+      <w:r>
+        <w:rPr>
+          <w:rFonts w:ascii="Times New Roman" w:hAnsi="Times New Roman"/>
+          <w:color w:val="000000"/>
+          <w:sz w:val="24"/>
+        </w:rPr>
+        <w:t>Невіста</w:t>
+      </w:r>
+      <w:r>
+        <w:rPr>
+          <w:rFonts w:ascii="Times New Roman" w:hAnsi="Times New Roman"/>
+          <w:color w:val="000000"/>
+          <w:sz w:val="24"/>
+        </w:rPr>
+        <w:t xml:space="preserve"> непорочна, палата Творця, земля неорана, престол вогневидний Ти, Пречиста; тому взиваємо до Тебе: радуйся, пречиста Владичице, бо Ти обожила людей божественним Твоїм Різдвом.</w:t>
+      </w:r>
+    </w:p>
+    <w:p>
+      <w:pPr>
+        <w:pStyle w:val="Heading3"/>
+        <w:spacing w:after="120"/>
+        <w:jc w:val="center"/>
+      </w:pPr>
+      <w:r>
+        <w:rPr>
+          <w:rFonts w:ascii="Times New Roman" w:hAnsi="Times New Roman"/>
+          <w:i/>
+          <w:color w:val="FF0000"/>
+          <w:sz w:val="24"/>
+        </w:rPr>
+        <w:t>Пісня 8</w:t>
+      </w:r>
+    </w:p>
+    <w:p>
+      <w:pPr>
+        <w:pStyle w:val="a"/>
+        <w:spacing w:after="120"/>
+      </w:pPr>
+      <w:r>
+        <w:rPr>
+          <w:rFonts w:ascii="Times New Roman" w:hAnsi="Times New Roman"/>
+          <w:b/>
+          <w:i/>
+          <w:color w:val="FF0000"/>
+          <w:sz w:val="24"/>
+        </w:rPr>
+        <w:t>Ірмос (г. 4):</w:t>
+      </w:r>
+      <w:r>
+        <w:rPr>
+          <w:rFonts w:ascii="Times New Roman" w:hAnsi="Times New Roman"/>
+          <w:b/>
+          <w:i/>
+          <w:color w:val="FF0000"/>
+          <w:sz w:val="24"/>
+        </w:rPr>
+        <w:t xml:space="preserve"> </w:t>
+      </w:r>
+      <w:r>
+        <w:rPr>
+          <w:rFonts w:ascii="Times New Roman" w:hAnsi="Times New Roman"/>
+          <w:b/>
+          <w:color w:val="000000"/>
+          <w:sz w:val="24"/>
+        </w:rPr>
+        <w:t xml:space="preserve">Юнаків побожних у печі спасло Різдво Богородичне; тоді </w:t>
+      </w:r>
+      <w:r>
+        <w:rPr>
+          <w:rFonts w:ascii="Times New Roman" w:hAnsi="Times New Roman"/>
+          <w:b/>
+          <w:color w:val="000000"/>
+          <w:sz w:val="24"/>
+        </w:rPr>
+        <w:t>провіщане</w:t>
+      </w:r>
+      <w:r>
+        <w:rPr>
+          <w:rFonts w:ascii="Times New Roman" w:hAnsi="Times New Roman"/>
+          <w:b/>
+          <w:color w:val="000000"/>
+          <w:sz w:val="24"/>
+        </w:rPr>
+        <w:t>, а нині здійснене, воно весь світ спонукає співати: всі творіння, хваліть Господа і прославляйте повіки.</w:t>
+      </w:r>
+    </w:p>
+    <w:p>
+      <w:pPr>
+        <w:pStyle w:val="a"/>
+        <w:spacing w:after="120"/>
+      </w:pPr>
+      <w:r>
+        <w:rPr>
+          <w:rFonts w:ascii="Times New Roman" w:hAnsi="Times New Roman"/>
+          <w:i/>
+          <w:color w:val="FF0000"/>
+          <w:sz w:val="24"/>
+        </w:rPr>
+        <w:t xml:space="preserve">Стих: </w:t>
+      </w:r>
+      <w:r>
+        <w:rPr>
+          <w:rFonts w:ascii="Times New Roman" w:hAnsi="Times New Roman"/>
+          <w:sz w:val="24"/>
+          <w:u w:val="single"/>
+        </w:rPr>
+        <w:t>Слава, Господи, чесному хресту твоєму і розп'яттю.</w:t>
+      </w:r>
+    </w:p>
+    <w:p>
+      <w:pPr>
+        <w:pStyle w:val="a"/>
+        <w:spacing w:after="120"/>
+      </w:pPr>
+      <w:r>
+        <w:rPr>
+          <w:rFonts w:ascii="Times New Roman" w:hAnsi="Times New Roman"/>
+          <w:color w:val="000000"/>
+          <w:sz w:val="24"/>
+        </w:rPr>
+        <w:t xml:space="preserve">Розв’язуєш мене від пут давніх, </w:t>
+      </w:r>
+      <w:r>
+        <w:rPr>
+          <w:rFonts w:ascii="Times New Roman" w:hAnsi="Times New Roman"/>
+          <w:color w:val="000000"/>
+          <w:sz w:val="24"/>
+        </w:rPr>
+        <w:t>Безлітний</w:t>
+      </w:r>
+      <w:r>
+        <w:rPr>
+          <w:rFonts w:ascii="Times New Roman" w:hAnsi="Times New Roman"/>
+          <w:color w:val="000000"/>
+          <w:sz w:val="24"/>
+        </w:rPr>
+        <w:t>, з’явившись у літі, і був зв’язаний з волі Своєї, і зв’язав гордого путами, що не розв’язуються, Владико, і спасаєш мене хрестом і стражданнями; тому благословляю Тебе, Христе, повіки.</w:t>
+      </w:r>
+    </w:p>
+    <w:p>
+      <w:pPr>
+        <w:pStyle w:val="a"/>
+        <w:spacing w:after="120"/>
+      </w:pPr>
+      <w:r>
+        <w:rPr>
+          <w:rFonts w:ascii="Times New Roman" w:hAnsi="Times New Roman"/>
+          <w:i/>
+          <w:color w:val="FF0000"/>
+          <w:sz w:val="24"/>
+        </w:rPr>
+        <w:t xml:space="preserve">Стих: </w:t>
+      </w:r>
+      <w:r>
+        <w:rPr>
+          <w:rFonts w:ascii="Times New Roman" w:hAnsi="Times New Roman"/>
+          <w:sz w:val="24"/>
+          <w:u w:val="single"/>
+        </w:rPr>
+        <w:t>Слава, Господи, чесному хресту твоєму і розп'яттю.</w:t>
+      </w:r>
+    </w:p>
+    <w:p>
+      <w:pPr>
+        <w:pStyle w:val="a"/>
+        <w:spacing w:after="120"/>
+      </w:pPr>
+      <w:r>
+        <w:rPr>
+          <w:rFonts w:ascii="Times New Roman" w:hAnsi="Times New Roman"/>
+          <w:color w:val="000000"/>
+          <w:sz w:val="24"/>
+        </w:rPr>
+        <w:t>Піднесений Ти був на древо з волі Своєї, і все творіння підніс із собою, Слове всехвальний, безначальний і невидимий, що викрив начала і влади темряви стражданнями Твоїми, Христе; тому Тебе оспівуємо по всі віки.</w:t>
+      </w:r>
+    </w:p>
+    <w:p>
+      <w:pPr>
+        <w:pStyle w:val="a"/>
+        <w:spacing w:after="120"/>
+      </w:pPr>
+      <w:r>
+        <w:rPr>
+          <w:rFonts w:ascii="Times New Roman" w:hAnsi="Times New Roman"/>
+          <w:b/>
+          <w:color w:val="000000"/>
+          <w:sz w:val="24"/>
+        </w:rPr>
+        <w:t>Благословім Отця і Сина і Святого Духа Господа, нині і повсякчас, і на віки віків. Амінь.</w:t>
+      </w:r>
+    </w:p>
+    <w:p>
+      <w:pPr>
+        <w:pStyle w:val="a"/>
+        <w:spacing w:after="120"/>
+      </w:pPr>
+      <w:r>
+        <w:rPr>
+          <w:rFonts w:ascii="Times New Roman" w:hAnsi="Times New Roman"/>
+          <w:i/>
+          <w:color w:val="FF0000"/>
+          <w:sz w:val="24"/>
+        </w:rPr>
+        <w:t xml:space="preserve">Богородичний: </w:t>
+      </w:r>
+      <w:r>
+        <w:rPr>
+          <w:rFonts w:ascii="Times New Roman" w:hAnsi="Times New Roman"/>
+          <w:color w:val="000000"/>
+          <w:sz w:val="24"/>
+        </w:rPr>
+        <w:t xml:space="preserve">Побачивши заснулого на хресті Христа, що подає всім божественну і </w:t>
+      </w:r>
+      <w:r>
+        <w:rPr>
+          <w:rFonts w:ascii="Times New Roman" w:hAnsi="Times New Roman"/>
+          <w:color w:val="000000"/>
+          <w:sz w:val="24"/>
+        </w:rPr>
+        <w:t>спасительну</w:t>
+      </w:r>
+      <w:r>
+        <w:rPr>
+          <w:rFonts w:ascii="Times New Roman" w:hAnsi="Times New Roman"/>
+          <w:color w:val="000000"/>
+          <w:sz w:val="24"/>
+        </w:rPr>
+        <w:t xml:space="preserve"> бадьорість, Мати </w:t>
+      </w:r>
+      <w:r>
+        <w:rPr>
+          <w:rFonts w:ascii="Times New Roman" w:hAnsi="Times New Roman"/>
+          <w:color w:val="000000"/>
+          <w:sz w:val="24"/>
+        </w:rPr>
+        <w:t>Всенепорочна</w:t>
+      </w:r>
+      <w:r>
+        <w:rPr>
+          <w:rFonts w:ascii="Times New Roman" w:hAnsi="Times New Roman"/>
+          <w:color w:val="000000"/>
+          <w:sz w:val="24"/>
+        </w:rPr>
+        <w:t xml:space="preserve"> ридала і взивала: що це за нове чудо? Той, Хто все оживляє, помирає з волі Своєї.</w:t>
       </w:r>
     </w:p>
     <w:p>
@@ -12509,62 +14298,48 @@
         <w:jc w:val="center"/>
         <w:rPr>
           <w:rFonts w:ascii="Times New Roman" w:cs="Times New Roman" w:eastAsia="Times New Roman" w:hAnsi="Times New Roman"/>
-          <w:i w:val="1"/>
-          <w:color w:val="ff0000"/>
-        </w:rPr>
-      </w:pPr>
-      <w:r>
-        <w:rPr>
-          <w:rFonts w:ascii="Times New Roman" w:cs="Times New Roman" w:eastAsia="Times New Roman" w:hAnsi="Times New Roman"/>
           <w:b w:val="1"/>
           <w:i w:val="1"/>
           <w:color w:val="ff0000"/>
-          <w:rtl w:val="0"/>
-        </w:rPr>
-        <w:t xml:space="preserve">Мала єктенія</w:t>
-      </w:r>
-      <w:r>
-        <w:rPr>
-          <w:rtl w:val="0"/>
-        </w:rPr>
-      </w:r>
-    </w:p>
-    <w:p>
-      <w:pPr>
-        <w:spacing w:after="120" w:lineRule="auto"/>
-        <w:jc w:val="both"/>
-        <w:rPr>
-          <w:rFonts w:ascii="Times New Roman" w:cs="Times New Roman" w:eastAsia="Times New Roman" w:hAnsi="Times New Roman"/>
-          <w:i w:val="1"/>
-          <w:color w:val="000000"/>
-          <w:sz w:val="24"/>
-          <w:szCs w:val="24"/>
-        </w:rPr>
-      </w:pPr>
-      <w:r>
-        <w:rPr>
-          <w:rFonts w:ascii="Times New Roman" w:cs="Times New Roman" w:eastAsia="Times New Roman" w:hAnsi="Times New Roman"/>
-          <w:color w:val="000000"/>
-          <w:sz w:val="24"/>
-          <w:szCs w:val="24"/>
-          <w:rtl w:val="0"/>
-        </w:rPr>
-        <w:t xml:space="preserve">Ще і ще в мирі Господеві помолімся.</w:t>
-      </w:r>
-      <w:r>
-        <w:rPr>
-          <w:rtl w:val="0"/>
-        </w:rPr>
-      </w:r>
-    </w:p>
-    <w:p>
-      <w:pPr>
-        <w:spacing w:after="120" w:lineRule="auto"/>
-        <w:jc w:val="both"/>
-        <w:rPr>
-          <w:rFonts w:ascii="Times New Roman" w:cs="Times New Roman" w:eastAsia="Times New Roman" w:hAnsi="Times New Roman"/>
-          <w:i w:val="1"/>
-          <w:color w:val="000000"/>
+        </w:rPr>
+      </w:pPr>
+      <w:r>
+        <w:rPr>
+          <w:rFonts w:ascii="Times New Roman" w:cs="Times New Roman" w:eastAsia="Times New Roman" w:hAnsi="Times New Roman"/>
+          <w:b w:val="1"/>
+          <w:i w:val="1"/>
+          <w:color w:val="ff0000"/>
+          <w:rtl w:val="0"/>
+        </w:rPr>
+        <w:t xml:space="preserve">Пісня Богородиці</w:t>
+      </w:r>
+    </w:p>
+    <w:p>
+      <w:pPr>
+        <w:spacing w:after="120" w:lineRule="auto"/>
+        <w:jc w:val="both"/>
+        <w:rPr>
+          <w:rFonts w:ascii="Times New Roman" w:cs="Times New Roman" w:eastAsia="Times New Roman" w:hAnsi="Times New Roman"/>
+          <w:sz w:val="24"/>
+          <w:szCs w:val="24"/>
+        </w:rPr>
+      </w:pPr>
+      <w:r>
+        <w:rPr>
+          <w:rFonts w:ascii="Times New Roman" w:cs="Times New Roman" w:eastAsia="Times New Roman" w:hAnsi="Times New Roman"/>
+          <w:sz w:val="24"/>
+          <w:szCs w:val="24"/>
+          <w:rtl w:val="0"/>
+        </w:rPr>
+        <w:t xml:space="preserve">Богородицю і Матір Світла піснями звеличаймо.</w:t>
+      </w:r>
+    </w:p>
+    <w:p>
+      <w:pPr>
+        <w:spacing w:after="120" w:lineRule="auto"/>
+        <w:jc w:val="both"/>
+        <w:rPr>
+          <w:rFonts w:ascii="Times New Roman" w:cs="Times New Roman" w:eastAsia="Times New Roman" w:hAnsi="Times New Roman"/>
           <w:sz w:val="24"/>
           <w:szCs w:val="24"/>
         </w:rPr>
@@ -12583,284 +14358,159 @@
       <w:r>
         <w:rPr>
           <w:rFonts w:ascii="Times New Roman" w:cs="Times New Roman" w:eastAsia="Times New Roman" w:hAnsi="Times New Roman"/>
-          <w:color w:val="000000"/>
-          <w:sz w:val="24"/>
-          <w:szCs w:val="24"/>
-          <w:rtl w:val="0"/>
-        </w:rPr>
-        <w:t xml:space="preserve"> Господи, помилуй.</w:t>
-      </w:r>
-      <w:r>
-        <w:rPr>
-          <w:rtl w:val="0"/>
-        </w:rPr>
-      </w:r>
-    </w:p>
-    <w:p>
-      <w:pPr>
-        <w:spacing w:after="120" w:lineRule="auto"/>
-        <w:jc w:val="both"/>
-        <w:rPr>
-          <w:rFonts w:ascii="Times New Roman" w:cs="Times New Roman" w:eastAsia="Times New Roman" w:hAnsi="Times New Roman"/>
-          <w:i w:val="1"/>
-          <w:color w:val="000000"/>
-          <w:sz w:val="24"/>
-          <w:szCs w:val="24"/>
-        </w:rPr>
-      </w:pPr>
-      <w:r>
-        <w:rPr>
-          <w:rFonts w:ascii="Times New Roman" w:cs="Times New Roman" w:eastAsia="Times New Roman" w:hAnsi="Times New Roman"/>
-          <w:color w:val="000000"/>
-          <w:sz w:val="24"/>
-          <w:szCs w:val="24"/>
-          <w:rtl w:val="0"/>
-        </w:rPr>
-        <w:t xml:space="preserve">Заступи, спаси, помилуй і охорони нас, Боже, твоєю благодаттю.</w:t>
-      </w:r>
-      <w:r>
-        <w:rPr>
-          <w:rtl w:val="0"/>
-        </w:rPr>
-      </w:r>
-    </w:p>
-    <w:p>
-      <w:pPr>
-        <w:spacing w:after="120" w:lineRule="auto"/>
-        <w:jc w:val="both"/>
-        <w:rPr>
-          <w:rFonts w:ascii="Times New Roman" w:cs="Times New Roman" w:eastAsia="Times New Roman" w:hAnsi="Times New Roman"/>
-          <w:i w:val="1"/>
-          <w:color w:val="000000"/>
-          <w:sz w:val="24"/>
-          <w:szCs w:val="24"/>
-        </w:rPr>
-      </w:pPr>
-      <w:r>
-        <w:rPr>
-          <w:rFonts w:ascii="Times New Roman" w:cs="Times New Roman" w:eastAsia="Times New Roman" w:hAnsi="Times New Roman"/>
-          <w:i w:val="1"/>
-          <w:color w:val="ff0000"/>
-          <w:sz w:val="24"/>
-          <w:szCs w:val="24"/>
-          <w:rtl w:val="0"/>
-        </w:rPr>
-        <w:t xml:space="preserve">Вірні:</w:t>
-      </w:r>
-      <w:r>
-        <w:rPr>
-          <w:rFonts w:ascii="Times New Roman" w:cs="Times New Roman" w:eastAsia="Times New Roman" w:hAnsi="Times New Roman"/>
-          <w:color w:val="000000"/>
-          <w:sz w:val="24"/>
-          <w:szCs w:val="24"/>
-          <w:rtl w:val="0"/>
-        </w:rPr>
-        <w:t xml:space="preserve"> Господи, помилуй.</w:t>
-      </w:r>
-      <w:r>
-        <w:rPr>
-          <w:rtl w:val="0"/>
-        </w:rPr>
-      </w:r>
-    </w:p>
-    <w:p>
-      <w:pPr>
-        <w:spacing w:after="120" w:lineRule="auto"/>
-        <w:jc w:val="both"/>
-        <w:rPr>
-          <w:rFonts w:ascii="Times New Roman" w:cs="Times New Roman" w:eastAsia="Times New Roman" w:hAnsi="Times New Roman"/>
-          <w:i w:val="1"/>
-          <w:color w:val="000000"/>
-          <w:sz w:val="24"/>
-          <w:szCs w:val="24"/>
-        </w:rPr>
-      </w:pPr>
-      <w:r>
-        <w:rPr>
-          <w:rFonts w:ascii="Times New Roman" w:cs="Times New Roman" w:eastAsia="Times New Roman" w:hAnsi="Times New Roman"/>
-          <w:color w:val="000000"/>
-          <w:sz w:val="24"/>
-          <w:szCs w:val="24"/>
-          <w:rtl w:val="0"/>
-        </w:rPr>
-        <w:t xml:space="preserve">Пресвяту, пречисту, преблагословенну, славну Владичицю нашу Богородицю і приснодіву Марію, з усіма святими пом'янувши, самі себе, і один одного, і все життя наше Христу Богові віддаймо.</w:t>
-      </w:r>
-      <w:r>
-        <w:rPr>
-          <w:rtl w:val="0"/>
-        </w:rPr>
-      </w:r>
-    </w:p>
-    <w:p>
-      <w:pPr>
-        <w:spacing w:after="120" w:lineRule="auto"/>
-        <w:jc w:val="both"/>
-        <w:rPr>
-          <w:rFonts w:ascii="Times New Roman" w:cs="Times New Roman" w:eastAsia="Times New Roman" w:hAnsi="Times New Roman"/>
-          <w:i w:val="1"/>
-          <w:color w:val="000000"/>
-          <w:sz w:val="24"/>
-          <w:szCs w:val="24"/>
-        </w:rPr>
-      </w:pPr>
-      <w:r>
-        <w:rPr>
-          <w:rFonts w:ascii="Times New Roman" w:cs="Times New Roman" w:eastAsia="Times New Roman" w:hAnsi="Times New Roman"/>
-          <w:i w:val="1"/>
-          <w:color w:val="ff0000"/>
-          <w:sz w:val="24"/>
-          <w:szCs w:val="24"/>
-          <w:rtl w:val="0"/>
-        </w:rPr>
-        <w:t xml:space="preserve">Вірні:</w:t>
-      </w:r>
-      <w:r>
-        <w:rPr>
-          <w:rFonts w:ascii="Times New Roman" w:cs="Times New Roman" w:eastAsia="Times New Roman" w:hAnsi="Times New Roman"/>
-          <w:color w:val="000000"/>
-          <w:sz w:val="24"/>
-          <w:szCs w:val="24"/>
-          <w:rtl w:val="0"/>
-        </w:rPr>
-        <w:t xml:space="preserve"> Тобі, Господи.</w:t>
-      </w:r>
-      <w:r>
-        <w:rPr>
-          <w:rtl w:val="0"/>
-        </w:rPr>
-      </w:r>
-    </w:p>
-    <w:p>
-      <w:pPr>
-        <w:spacing w:after="120" w:lineRule="auto"/>
-        <w:jc w:val="both"/>
-        <w:rPr>
-          <w:rFonts w:ascii="Times New Roman" w:cs="Times New Roman" w:eastAsia="Times New Roman" w:hAnsi="Times New Roman"/>
-          <w:sz w:val="24"/>
-          <w:szCs w:val="24"/>
-          <w:u w:val="single"/>
-        </w:rPr>
-      </w:pPr>
-      <w:bookmarkStart w:colFirst="0" w:colLast="0" w:name="_heading=h.gjdgxs" w:id="0"/>
-      <w:bookmarkEnd w:id="0"/>
-      <w:r>
-        <w:rPr>
-          <w:rFonts w:ascii="Times New Roman" w:cs="Times New Roman" w:eastAsia="Times New Roman" w:hAnsi="Times New Roman"/>
-          <w:sz w:val="24"/>
-          <w:szCs w:val="24"/>
-          <w:u w:val="single"/>
-          <w:rtl w:val="0"/>
-        </w:rPr>
-        <w:t xml:space="preserve">[Господи, Боже наш, що сонну неміч забрав від нас і покликав нас візванням святим, щоб і вночі підносити руки наші і прославляти тебе за справедливі твої присуди. Прийми благання наші, моління, визнавання, нічні служби і даруй нам, Боже, віру бездоганну, надію впевнену, любов нелицемірну. Благослови наші входи й виходи, вчинки, слова, діла й думки; і дай нам дочекатися початку дня, нам, що хвалять й оспівують, і благословлять добрість твоєї несказанної сили]</w:t>
-      </w:r>
-    </w:p>
-    <w:p>
-      <w:pPr>
-        <w:spacing w:after="120" w:lineRule="auto"/>
-        <w:jc w:val="both"/>
-        <w:rPr>
-          <w:rFonts w:ascii="Times New Roman" w:cs="Times New Roman" w:eastAsia="Times New Roman" w:hAnsi="Times New Roman"/>
-          <w:sz w:val="24"/>
-          <w:szCs w:val="24"/>
-        </w:rPr>
-      </w:pPr>
-      <w:r>
-        <w:rPr>
-          <w:rFonts w:ascii="Times New Roman" w:hAnsi="Times New Roman"/>
-          <w:i/>
-          <w:color w:val="FF4400"/>
-          <w:sz w:val="24"/>
-        </w:rPr>
-        <w:t>Священик:</w:t>
-      </w:r>
-      <w:r>
-        <w:rPr>
-          <w:rFonts w:ascii="Times New Roman" w:hAnsi="Times New Roman"/>
-          <w:sz w:val="24"/>
-        </w:rPr>
-        <w:t xml:space="preserve"> Бо Ти Бог наш і Тобі славу возсилаємо: Отцю, і Сину, і Святому Духові, нині і повсякчас, і на віки віків.</w:t>
-      </w:r>
-    </w:p>
-    <w:p>
-      <w:pPr>
-        <w:spacing w:after="120" w:lineRule="auto"/>
-        <w:jc w:val="both"/>
-        <w:rPr>
-          <w:rFonts w:ascii="Times New Roman" w:cs="Times New Roman" w:eastAsia="Times New Roman" w:hAnsi="Times New Roman"/>
-          <w:sz w:val="24"/>
-          <w:szCs w:val="24"/>
-        </w:rPr>
-      </w:pPr>
-      <w:r>
-        <w:rPr>
-          <w:rFonts w:ascii="Times New Roman" w:cs="Times New Roman" w:eastAsia="Times New Roman" w:hAnsi="Times New Roman"/>
-          <w:i w:val="1"/>
-          <w:color w:val="ff0000"/>
-          <w:sz w:val="24"/>
-          <w:szCs w:val="24"/>
-          <w:rtl w:val="0"/>
-        </w:rPr>
-        <w:t xml:space="preserve">Вірні:</w:t>
-      </w:r>
-      <w:r>
-        <w:rPr>
-          <w:rFonts w:ascii="Times New Roman" w:cs="Times New Roman" w:eastAsia="Times New Roman" w:hAnsi="Times New Roman"/>
-          <w:color w:val="ff0000"/>
-          <w:sz w:val="24"/>
-          <w:szCs w:val="24"/>
-          <w:rtl w:val="0"/>
-        </w:rPr>
-        <w:t xml:space="preserve"> </w:t>
-      </w:r>
-      <w:r>
-        <w:rPr>
-          <w:rFonts w:ascii="Times New Roman" w:cs="Times New Roman" w:eastAsia="Times New Roman" w:hAnsi="Times New Roman"/>
-          <w:sz w:val="24"/>
-          <w:szCs w:val="24"/>
-          <w:rtl w:val="0"/>
-        </w:rPr>
-        <w:t xml:space="preserve">Амінь.</w:t>
-      </w:r>
-    </w:p>
-    <w:p>
-      <w:pPr>
-        <w:spacing w:after="120" w:lineRule="auto"/>
-        <w:jc w:val="both"/>
-        <w:rPr>
-          <w:rFonts w:ascii="Times New Roman" w:cs="Times New Roman" w:eastAsia="Times New Roman" w:hAnsi="Times New Roman"/>
-          <w:sz w:val="24"/>
-          <w:szCs w:val="24"/>
-        </w:rPr>
-      </w:pPr>
-      <w:r>
-        <w:rPr>
-          <w:rtl w:val="0"/>
-        </w:rPr>
-      </w:r>
-    </w:p>
-    <w:p>
-      <w:pPr>
-        <w:spacing w:after="120" w:lineRule="auto"/>
-        <w:jc w:val="both"/>
-        <w:rPr>
-          <w:rFonts w:ascii="Times New Roman" w:cs="Times New Roman" w:eastAsia="Times New Roman" w:hAnsi="Times New Roman"/>
-          <w:sz w:val="24"/>
-          <w:szCs w:val="24"/>
-        </w:rPr>
-      </w:pPr>
-      <w:r>
-        <w:rPr>
-          <w:rtl w:val="0"/>
-        </w:rPr>
-      </w:r>
-    </w:p>
-    <w:p>
-      <w:pPr>
-        <w:spacing w:after="120" w:lineRule="auto"/>
-        <w:jc w:val="both"/>
-        <w:rPr>
-          <w:rFonts w:ascii="Times New Roman" w:cs="Times New Roman" w:eastAsia="Times New Roman" w:hAnsi="Times New Roman"/>
-          <w:i w:val="1"/>
+          <w:sz w:val="24"/>
+          <w:szCs w:val="24"/>
+          <w:rtl w:val="0"/>
+        </w:rPr>
+        <w:t xml:space="preserve"> Величає душа моя Господа,* і дух мій радіє в Бозі, Спасі моїм.</w:t>
+      </w:r>
+    </w:p>
+    <w:p>
+      <w:pPr>
+        <w:spacing w:after="120" w:lineRule="auto"/>
+        <w:jc w:val="both"/>
+        <w:rPr>
+          <w:rFonts w:ascii="Times New Roman" w:cs="Times New Roman" w:eastAsia="Times New Roman" w:hAnsi="Times New Roman"/>
+          <w:sz w:val="24"/>
+          <w:szCs w:val="24"/>
+        </w:rPr>
+      </w:pPr>
+      <w:r>
+        <w:rPr>
+          <w:rFonts w:ascii="Times New Roman" w:cs="Times New Roman" w:eastAsia="Times New Roman" w:hAnsi="Times New Roman"/>
+          <w:sz w:val="24"/>
+          <w:szCs w:val="24"/>
+          <w:rtl w:val="0"/>
+        </w:rPr>
+        <w:t xml:space="preserve">Чеснішу від херувимів,* і незрівнянно славнішу від серафимів,* що без зотління Бога Слово породила,* сущу Богородицю, тебе величаємо. </w:t>
+      </w:r>
+      <w:r>
+        <w:rPr>
+          <w:rFonts w:ascii="Times New Roman" w:cs="Times New Roman" w:eastAsia="Times New Roman" w:hAnsi="Times New Roman"/>
+          <w:i w:val="1"/>
+          <w:color w:val="ff0000"/>
+          <w:sz w:val="24"/>
+          <w:szCs w:val="24"/>
+          <w:rtl w:val="0"/>
+        </w:rPr>
+        <w:t xml:space="preserve">(після кожного стиха)</w:t>
+      </w:r>
+      <w:r>
+        <w:rPr>
+          <w:rFonts w:ascii="Times New Roman" w:cs="Times New Roman" w:eastAsia="Times New Roman" w:hAnsi="Times New Roman"/>
+          <w:sz w:val="24"/>
+          <w:szCs w:val="24"/>
+          <w:rtl w:val="0"/>
+        </w:rPr>
+        <w:t xml:space="preserve">.</w:t>
+      </w:r>
+    </w:p>
+    <w:p>
+      <w:pPr>
+        <w:spacing w:after="120" w:lineRule="auto"/>
+        <w:jc w:val="both"/>
+        <w:rPr>
+          <w:rFonts w:ascii="Times New Roman" w:cs="Times New Roman" w:eastAsia="Times New Roman" w:hAnsi="Times New Roman"/>
+          <w:sz w:val="24"/>
+          <w:szCs w:val="24"/>
+        </w:rPr>
+      </w:pPr>
+      <w:r>
+        <w:rPr>
+          <w:rFonts w:ascii="Times New Roman" w:cs="Times New Roman" w:eastAsia="Times New Roman" w:hAnsi="Times New Roman"/>
+          <w:sz w:val="24"/>
+          <w:szCs w:val="24"/>
+          <w:rtl w:val="0"/>
+        </w:rPr>
+        <w:t xml:space="preserve">Бо він зглянувся на покору слугині своєї,* ось бо віднині ублажатимуть мене всі роди.</w:t>
+      </w:r>
+    </w:p>
+    <w:p>
+      <w:pPr>
+        <w:spacing w:after="120" w:lineRule="auto"/>
+        <w:jc w:val="both"/>
+        <w:rPr>
+          <w:rFonts w:ascii="Times New Roman" w:cs="Times New Roman" w:eastAsia="Times New Roman" w:hAnsi="Times New Roman"/>
+          <w:sz w:val="24"/>
+          <w:szCs w:val="24"/>
+        </w:rPr>
+      </w:pPr>
+      <w:r>
+        <w:rPr>
+          <w:rFonts w:ascii="Times New Roman" w:cs="Times New Roman" w:eastAsia="Times New Roman" w:hAnsi="Times New Roman"/>
+          <w:sz w:val="24"/>
+          <w:szCs w:val="24"/>
+          <w:rtl w:val="0"/>
+        </w:rPr>
+        <w:t xml:space="preserve">Велике бо вчинив мені Всемогутній, і святе ім'я його.* Милосердя його з роду в рід на тих, які бояться його.</w:t>
+      </w:r>
+    </w:p>
+    <w:p>
+      <w:pPr>
+        <w:spacing w:after="120" w:lineRule="auto"/>
+        <w:jc w:val="both"/>
+        <w:rPr>
+          <w:rFonts w:ascii="Times New Roman" w:cs="Times New Roman" w:eastAsia="Times New Roman" w:hAnsi="Times New Roman"/>
+          <w:sz w:val="24"/>
+          <w:szCs w:val="24"/>
+        </w:rPr>
+      </w:pPr>
+      <w:r>
+        <w:rPr>
+          <w:rFonts w:ascii="Times New Roman" w:cs="Times New Roman" w:eastAsia="Times New Roman" w:hAnsi="Times New Roman"/>
+          <w:sz w:val="24"/>
+          <w:szCs w:val="24"/>
+          <w:rtl w:val="0"/>
+        </w:rPr>
+        <w:t xml:space="preserve">Він виявив потугу рамени свого,* розвіяв гордих у задумах їхніх сердець.</w:t>
+      </w:r>
+    </w:p>
+    <w:p>
+      <w:pPr>
+        <w:spacing w:after="120" w:lineRule="auto"/>
+        <w:jc w:val="both"/>
+        <w:rPr>
+          <w:rFonts w:ascii="Times New Roman" w:cs="Times New Roman" w:eastAsia="Times New Roman" w:hAnsi="Times New Roman"/>
+          <w:sz w:val="24"/>
+          <w:szCs w:val="24"/>
+        </w:rPr>
+      </w:pPr>
+      <w:r>
+        <w:rPr>
+          <w:rFonts w:ascii="Times New Roman" w:cs="Times New Roman" w:eastAsia="Times New Roman" w:hAnsi="Times New Roman"/>
+          <w:sz w:val="24"/>
+          <w:szCs w:val="24"/>
+          <w:rtl w:val="0"/>
+        </w:rPr>
+        <w:t xml:space="preserve">Могутніх скинув з престолів, підняв угору смиренних;* наситив благами голодних, багатих же відіслав з порожніми руками.</w:t>
+      </w:r>
+    </w:p>
+    <w:p>
+      <w:pPr>
+        <w:spacing w:after="120" w:lineRule="auto"/>
+        <w:jc w:val="both"/>
+        <w:rPr>
+          <w:rFonts w:ascii="Times New Roman" w:cs="Times New Roman" w:eastAsia="Times New Roman" w:hAnsi="Times New Roman"/>
+          <w:sz w:val="24"/>
+          <w:szCs w:val="24"/>
+        </w:rPr>
+      </w:pPr>
+      <w:r>
+        <w:rPr>
+          <w:rFonts w:ascii="Times New Roman" w:cs="Times New Roman" w:eastAsia="Times New Roman" w:hAnsi="Times New Roman"/>
+          <w:sz w:val="24"/>
+          <w:szCs w:val="24"/>
+          <w:rtl w:val="0"/>
+        </w:rPr>
+        <w:t xml:space="preserve">Він пригорнув Ізраїля, слугу свого, згадавши своє милосердя,* як обіцяв був батькам нашим – Авраамові і його потомству повіки.</w:t>
+      </w:r>
+    </w:p>
+    <w:p>
+      <w:pPr>
+        <w:spacing w:after="120" w:lineRule="auto"/>
+        <w:jc w:val="both"/>
+        <w:rPr>
+          <w:rFonts w:ascii="Times New Roman" w:cs="Times New Roman" w:eastAsia="Times New Roman" w:hAnsi="Times New Roman"/>
           <w:sz w:val="24"/>
           <w:szCs w:val="24"/>
         </w:rPr>
@@ -12874,599 +14524,6 @@
     <w:p>
       <w:pPr>
         <w:pStyle w:val="Heading3"/>
-        <w:spacing w:after="120" w:before="0" w:lineRule="auto"/>
-        <w:jc w:val="center"/>
-        <w:rPr>
-          <w:rFonts w:ascii="Times New Roman" w:cs="Times New Roman" w:eastAsia="Times New Roman" w:hAnsi="Times New Roman"/>
-          <w:i w:val="1"/>
-          <w:color w:val="ff0000"/>
-        </w:rPr>
-      </w:pPr>
-      <w:r>
-        <w:rPr>
-          <w:rFonts w:ascii="Times New Roman" w:cs="Times New Roman" w:eastAsia="Times New Roman" w:hAnsi="Times New Roman"/>
-          <w:b w:val="1"/>
-          <w:i w:val="1"/>
-          <w:color w:val="ff0000"/>
-          <w:rtl w:val="0"/>
-        </w:rPr>
-        <w:t xml:space="preserve">Мала єктенія</w:t>
-      </w:r>
-      <w:r>
-        <w:rPr>
-          <w:rtl w:val="0"/>
-        </w:rPr>
-      </w:r>
-    </w:p>
-    <w:p>
-      <w:pPr>
-        <w:spacing w:after="120" w:lineRule="auto"/>
-        <w:jc w:val="both"/>
-        <w:rPr>
-          <w:rFonts w:ascii="Times New Roman" w:cs="Times New Roman" w:eastAsia="Times New Roman" w:hAnsi="Times New Roman"/>
-          <w:i w:val="1"/>
-          <w:color w:val="000000"/>
-          <w:sz w:val="24"/>
-          <w:szCs w:val="24"/>
-        </w:rPr>
-      </w:pPr>
-      <w:r>
-        <w:rPr>
-          <w:rFonts w:ascii="Times New Roman" w:cs="Times New Roman" w:eastAsia="Times New Roman" w:hAnsi="Times New Roman"/>
-          <w:color w:val="000000"/>
-          <w:sz w:val="24"/>
-          <w:szCs w:val="24"/>
-          <w:rtl w:val="0"/>
-        </w:rPr>
-        <w:t xml:space="preserve">Ще і ще в мирі Господеві помолімся.</w:t>
-      </w:r>
-      <w:r>
-        <w:rPr>
-          <w:rtl w:val="0"/>
-        </w:rPr>
-      </w:r>
-    </w:p>
-    <w:p>
-      <w:pPr>
-        <w:spacing w:after="120" w:lineRule="auto"/>
-        <w:jc w:val="both"/>
-        <w:rPr>
-          <w:rFonts w:ascii="Times New Roman" w:cs="Times New Roman" w:eastAsia="Times New Roman" w:hAnsi="Times New Roman"/>
-          <w:i w:val="1"/>
-          <w:color w:val="000000"/>
-          <w:sz w:val="24"/>
-          <w:szCs w:val="24"/>
-        </w:rPr>
-      </w:pPr>
-      <w:r>
-        <w:rPr>
-          <w:rFonts w:ascii="Times New Roman" w:cs="Times New Roman" w:eastAsia="Times New Roman" w:hAnsi="Times New Roman"/>
-          <w:i w:val="1"/>
-          <w:color w:val="ff0000"/>
-          <w:sz w:val="24"/>
-          <w:szCs w:val="24"/>
-          <w:rtl w:val="0"/>
-        </w:rPr>
-        <w:t xml:space="preserve">Вірні:</w:t>
-      </w:r>
-      <w:r>
-        <w:rPr>
-          <w:rFonts w:ascii="Times New Roman" w:cs="Times New Roman" w:eastAsia="Times New Roman" w:hAnsi="Times New Roman"/>
-          <w:color w:val="000000"/>
-          <w:sz w:val="24"/>
-          <w:szCs w:val="24"/>
-          <w:rtl w:val="0"/>
-        </w:rPr>
-        <w:t xml:space="preserve"> Господи, помилуй.</w:t>
-      </w:r>
-      <w:r>
-        <w:rPr>
-          <w:rtl w:val="0"/>
-        </w:rPr>
-      </w:r>
-    </w:p>
-    <w:p>
-      <w:pPr>
-        <w:spacing w:after="120" w:lineRule="auto"/>
-        <w:jc w:val="both"/>
-        <w:rPr>
-          <w:rFonts w:ascii="Times New Roman" w:cs="Times New Roman" w:eastAsia="Times New Roman" w:hAnsi="Times New Roman"/>
-          <w:i w:val="1"/>
-          <w:color w:val="000000"/>
-          <w:sz w:val="24"/>
-          <w:szCs w:val="24"/>
-        </w:rPr>
-      </w:pPr>
-      <w:r>
-        <w:rPr>
-          <w:rFonts w:ascii="Times New Roman" w:cs="Times New Roman" w:eastAsia="Times New Roman" w:hAnsi="Times New Roman"/>
-          <w:color w:val="000000"/>
-          <w:sz w:val="24"/>
-          <w:szCs w:val="24"/>
-          <w:rtl w:val="0"/>
-        </w:rPr>
-        <w:t xml:space="preserve">Заступи, спаси, помилуй і охорони нас, Боже, твоєю благодаттю.</w:t>
-      </w:r>
-      <w:r>
-        <w:rPr>
-          <w:rtl w:val="0"/>
-        </w:rPr>
-      </w:r>
-    </w:p>
-    <w:p>
-      <w:pPr>
-        <w:spacing w:after="120" w:lineRule="auto"/>
-        <w:jc w:val="both"/>
-        <w:rPr>
-          <w:rFonts w:ascii="Times New Roman" w:cs="Times New Roman" w:eastAsia="Times New Roman" w:hAnsi="Times New Roman"/>
-          <w:i w:val="1"/>
-          <w:color w:val="000000"/>
-          <w:sz w:val="24"/>
-          <w:szCs w:val="24"/>
-        </w:rPr>
-      </w:pPr>
-      <w:r>
-        <w:rPr>
-          <w:rFonts w:ascii="Times New Roman" w:cs="Times New Roman" w:eastAsia="Times New Roman" w:hAnsi="Times New Roman"/>
-          <w:i w:val="1"/>
-          <w:color w:val="ff0000"/>
-          <w:sz w:val="24"/>
-          <w:szCs w:val="24"/>
-          <w:rtl w:val="0"/>
-        </w:rPr>
-        <w:t xml:space="preserve">Вірні:</w:t>
-      </w:r>
-      <w:r>
-        <w:rPr>
-          <w:rFonts w:ascii="Times New Roman" w:cs="Times New Roman" w:eastAsia="Times New Roman" w:hAnsi="Times New Roman"/>
-          <w:color w:val="000000"/>
-          <w:sz w:val="24"/>
-          <w:szCs w:val="24"/>
-          <w:rtl w:val="0"/>
-        </w:rPr>
-        <w:t xml:space="preserve"> Господи, помилуй.</w:t>
-      </w:r>
-      <w:r>
-        <w:rPr>
-          <w:rtl w:val="0"/>
-        </w:rPr>
-      </w:r>
-    </w:p>
-    <w:p>
-      <w:pPr>
-        <w:spacing w:after="120" w:lineRule="auto"/>
-        <w:jc w:val="both"/>
-        <w:rPr>
-          <w:rFonts w:ascii="Times New Roman" w:cs="Times New Roman" w:eastAsia="Times New Roman" w:hAnsi="Times New Roman"/>
-          <w:i w:val="1"/>
-          <w:color w:val="000000"/>
-          <w:sz w:val="24"/>
-          <w:szCs w:val="24"/>
-        </w:rPr>
-      </w:pPr>
-      <w:r>
-        <w:rPr>
-          <w:rFonts w:ascii="Times New Roman" w:cs="Times New Roman" w:eastAsia="Times New Roman" w:hAnsi="Times New Roman"/>
-          <w:color w:val="000000"/>
-          <w:sz w:val="24"/>
-          <w:szCs w:val="24"/>
-          <w:rtl w:val="0"/>
-        </w:rPr>
-        <w:t xml:space="preserve">Пресвяту, пречисту, преблагословенну, славну Владичицю нашу Богородицю і приснодіву Марію, з усіма святими пом'янувши, самі себе, і один одного, і все життя наше Христу Богові віддаймо.</w:t>
-      </w:r>
-      <w:r>
-        <w:rPr>
-          <w:rtl w:val="0"/>
-        </w:rPr>
-      </w:r>
-    </w:p>
-    <w:p>
-      <w:pPr>
-        <w:spacing w:after="120" w:lineRule="auto"/>
-        <w:jc w:val="both"/>
-        <w:rPr>
-          <w:rFonts w:ascii="Times New Roman" w:cs="Times New Roman" w:eastAsia="Times New Roman" w:hAnsi="Times New Roman"/>
-          <w:i w:val="1"/>
-          <w:color w:val="000000"/>
-          <w:sz w:val="24"/>
-          <w:szCs w:val="24"/>
-        </w:rPr>
-      </w:pPr>
-      <w:r>
-        <w:rPr>
-          <w:rFonts w:ascii="Times New Roman" w:cs="Times New Roman" w:eastAsia="Times New Roman" w:hAnsi="Times New Roman"/>
-          <w:i w:val="1"/>
-          <w:color w:val="ff0000"/>
-          <w:sz w:val="24"/>
-          <w:szCs w:val="24"/>
-          <w:rtl w:val="0"/>
-        </w:rPr>
-        <w:t xml:space="preserve">Вірні:</w:t>
-      </w:r>
-      <w:r>
-        <w:rPr>
-          <w:rFonts w:ascii="Times New Roman" w:cs="Times New Roman" w:eastAsia="Times New Roman" w:hAnsi="Times New Roman"/>
-          <w:color w:val="000000"/>
-          <w:sz w:val="24"/>
-          <w:szCs w:val="24"/>
-          <w:rtl w:val="0"/>
-        </w:rPr>
-        <w:t xml:space="preserve"> Тобі, Господи.</w:t>
-      </w:r>
-      <w:r>
-        <w:rPr>
-          <w:rtl w:val="0"/>
-        </w:rPr>
-      </w:r>
-    </w:p>
-    <w:p>
-      <w:pPr>
-        <w:spacing w:after="120" w:lineRule="auto"/>
-        <w:jc w:val="both"/>
-        <w:rPr>
-          <w:rFonts w:ascii="Times New Roman" w:cs="Times New Roman" w:eastAsia="Times New Roman" w:hAnsi="Times New Roman"/>
-          <w:sz w:val="24"/>
-          <w:szCs w:val="24"/>
-          <w:u w:val="single"/>
-        </w:rPr>
-      </w:pPr>
-      <w:bookmarkStart w:colFirst="0" w:colLast="0" w:name="_heading=h.30j0zll" w:id="1"/>
-      <w:bookmarkEnd w:id="1"/>
-      <w:r>
-        <w:rPr>
-          <w:rFonts w:ascii="Times New Roman" w:cs="Times New Roman" w:eastAsia="Times New Roman" w:hAnsi="Times New Roman"/>
-          <w:sz w:val="24"/>
-          <w:szCs w:val="24"/>
-          <w:u w:val="single"/>
-          <w:rtl w:val="0"/>
-        </w:rPr>
-        <w:t xml:space="preserve">[Дякуємо тобі, Господи, Боже спасіння нашого, бо ти все робиш для добра життя нашого, щоб ми завжди на тебе споглядали, Спасителю й Доброчинцю душ наших. Бо ти дав спокій нам у час минулої ночі й підвів нас, щоб ми поклонялися величному імені твоєму. Тому молимо тебе, Господи: Дай нам ласку й силу, щоб ми стали гідними співати тобі розумно й молитися безупинно та в страсі і тремтінні над нашим спасінням працювали, при заступництві Христа твого. Пом'яни, Господи, і тих, що вночі до тебе кличуть. Вислухай їх і помилуй, і круши під ноги їх невидимих і войовничих ворогів.]</w:t>
-      </w:r>
-    </w:p>
-    <w:p>
-      <w:pPr>
-        <w:spacing w:after="120" w:lineRule="auto"/>
-        <w:jc w:val="both"/>
-        <w:rPr>
-          <w:rFonts w:ascii="Times New Roman" w:cs="Times New Roman" w:eastAsia="Times New Roman" w:hAnsi="Times New Roman"/>
-          <w:sz w:val="24"/>
-          <w:szCs w:val="24"/>
-        </w:rPr>
-      </w:pPr>
-      <w:r>
-        <w:rPr>
-          <w:rFonts w:ascii="Times New Roman" w:hAnsi="Times New Roman"/>
-          <w:i/>
-          <w:color w:val="FF4400"/>
-          <w:sz w:val="24"/>
-        </w:rPr>
-        <w:t>Священик:</w:t>
-      </w:r>
-      <w:r>
-        <w:rPr>
-          <w:rFonts w:ascii="Times New Roman" w:hAnsi="Times New Roman"/>
-          <w:sz w:val="24"/>
-        </w:rPr>
-        <w:t xml:space="preserve"> Бо Ти цар миру і Спас душ наших і Тобі славу возсилаємо: Отцю, і Сину, і Святому Духові, нині і повсякчас, і на віки віків.</w:t>
-      </w:r>
-    </w:p>
-    <w:p>
-      <w:pPr>
-        <w:spacing w:after="120" w:lineRule="auto"/>
-        <w:jc w:val="both"/>
-        <w:rPr>
-          <w:rFonts w:ascii="Times New Roman" w:cs="Times New Roman" w:eastAsia="Times New Roman" w:hAnsi="Times New Roman"/>
-          <w:i w:val="1"/>
-          <w:sz w:val="24"/>
-          <w:szCs w:val="24"/>
-        </w:rPr>
-      </w:pPr>
-      <w:r>
-        <w:rPr>
-          <w:rFonts w:ascii="Times New Roman" w:cs="Times New Roman" w:eastAsia="Times New Roman" w:hAnsi="Times New Roman"/>
-          <w:i w:val="1"/>
-          <w:color w:val="ff0000"/>
-          <w:sz w:val="24"/>
-          <w:szCs w:val="24"/>
-          <w:rtl w:val="0"/>
-        </w:rPr>
-        <w:t xml:space="preserve">Вірні:</w:t>
-      </w:r>
-      <w:r>
-        <w:rPr>
-          <w:rFonts w:ascii="Times New Roman" w:cs="Times New Roman" w:eastAsia="Times New Roman" w:hAnsi="Times New Roman"/>
-          <w:color w:val="ff0000"/>
-          <w:sz w:val="24"/>
-          <w:szCs w:val="24"/>
-          <w:rtl w:val="0"/>
-        </w:rPr>
-        <w:t xml:space="preserve"> </w:t>
-      </w:r>
-      <w:r>
-        <w:rPr>
-          <w:rFonts w:ascii="Times New Roman" w:cs="Times New Roman" w:eastAsia="Times New Roman" w:hAnsi="Times New Roman"/>
-          <w:sz w:val="24"/>
-          <w:szCs w:val="24"/>
-          <w:rtl w:val="0"/>
-        </w:rPr>
-        <w:t xml:space="preserve">Амінь</w:t>
-      </w:r>
-      <w:r>
-        <w:rPr>
-          <w:rFonts w:ascii="Times New Roman" w:cs="Times New Roman" w:eastAsia="Times New Roman" w:hAnsi="Times New Roman"/>
-          <w:i w:val="1"/>
-          <w:sz w:val="24"/>
-          <w:szCs w:val="24"/>
-          <w:rtl w:val="0"/>
-        </w:rPr>
-        <w:t xml:space="preserve">.</w:t>
-      </w:r>
-    </w:p>
-    <w:p>
-      <w:pPr>
-        <w:spacing w:after="120" w:lineRule="auto"/>
-        <w:jc w:val="both"/>
-        <w:rPr>
-          <w:rFonts w:ascii="Times New Roman" w:cs="Times New Roman" w:eastAsia="Times New Roman" w:hAnsi="Times New Roman"/>
-          <w:i w:val="1"/>
-          <w:sz w:val="24"/>
-          <w:szCs w:val="24"/>
-        </w:rPr>
-      </w:pPr>
-      <w:r>
-        <w:rPr>
-          <w:rtl w:val="0"/>
-        </w:rPr>
-      </w:r>
-    </w:p>
-    <w:p>
-      <w:pPr>
-        <w:spacing w:after="120" w:lineRule="auto"/>
-        <w:jc w:val="both"/>
-        <w:rPr>
-          <w:rFonts w:ascii="Times New Roman" w:cs="Times New Roman" w:eastAsia="Times New Roman" w:hAnsi="Times New Roman"/>
-          <w:sz w:val="24"/>
-          <w:szCs w:val="24"/>
-        </w:rPr>
-      </w:pPr>
-      <w:r>
-        <w:rPr>
-          <w:rtl w:val="0"/>
-        </w:rPr>
-      </w:r>
-    </w:p>
-    <w:p>
-      <w:pPr>
-        <w:pStyle w:val="Heading3"/>
-        <w:spacing w:after="120" w:before="0" w:lineRule="auto"/>
-        <w:jc w:val="center"/>
-        <w:rPr>
-          <w:rFonts w:ascii="Times New Roman" w:cs="Times New Roman" w:eastAsia="Times New Roman" w:hAnsi="Times New Roman"/>
-          <w:b w:val="1"/>
-          <w:i w:val="1"/>
-          <w:color w:val="ff0000"/>
-        </w:rPr>
-      </w:pPr>
-      <w:r>
-        <w:rPr>
-          <w:rFonts w:ascii="Times New Roman" w:cs="Times New Roman" w:eastAsia="Times New Roman" w:hAnsi="Times New Roman"/>
-          <w:b w:val="1"/>
-          <w:i w:val="1"/>
-          <w:color w:val="ff0000"/>
-          <w:rtl w:val="0"/>
-        </w:rPr>
-        <w:t xml:space="preserve">Пісня Богородиці</w:t>
-      </w:r>
-    </w:p>
-    <w:p>
-      <w:pPr>
-        <w:spacing w:after="120" w:lineRule="auto"/>
-        <w:jc w:val="both"/>
-        <w:rPr>
-          <w:rFonts w:ascii="Times New Roman" w:cs="Times New Roman" w:eastAsia="Times New Roman" w:hAnsi="Times New Roman"/>
-          <w:sz w:val="24"/>
-          <w:szCs w:val="24"/>
-        </w:rPr>
-      </w:pPr>
-      <w:r>
-        <w:rPr>
-          <w:rFonts w:ascii="Times New Roman" w:cs="Times New Roman" w:eastAsia="Times New Roman" w:hAnsi="Times New Roman"/>
-          <w:sz w:val="24"/>
-          <w:szCs w:val="24"/>
-          <w:rtl w:val="0"/>
-        </w:rPr>
-        <w:t xml:space="preserve">Богородицю і Матір Світла піснями звеличаймо.</w:t>
-      </w:r>
-    </w:p>
-    <w:p>
-      <w:pPr>
-        <w:spacing w:after="120" w:lineRule="auto"/>
-        <w:jc w:val="both"/>
-        <w:rPr>
-          <w:rFonts w:ascii="Times New Roman" w:cs="Times New Roman" w:eastAsia="Times New Roman" w:hAnsi="Times New Roman"/>
-          <w:sz w:val="24"/>
-          <w:szCs w:val="24"/>
-        </w:rPr>
-      </w:pPr>
-      <w:r>
-        <w:rPr>
-          <w:rFonts w:ascii="Times New Roman" w:cs="Times New Roman" w:eastAsia="Times New Roman" w:hAnsi="Times New Roman"/>
-          <w:i w:val="1"/>
-          <w:color w:val="ff0000"/>
-          <w:sz w:val="24"/>
-          <w:szCs w:val="24"/>
-          <w:rtl w:val="0"/>
-        </w:rPr>
-        <w:t xml:space="preserve">Вірні:</w:t>
-      </w:r>
-      <w:r>
-        <w:rPr>
-          <w:rFonts w:ascii="Times New Roman" w:cs="Times New Roman" w:eastAsia="Times New Roman" w:hAnsi="Times New Roman"/>
-          <w:sz w:val="24"/>
-          <w:szCs w:val="24"/>
-          <w:rtl w:val="0"/>
-        </w:rPr>
-        <w:t xml:space="preserve"> Величає душа моя Господа,* і дух мій радіє в Бозі, Спасі моїм.</w:t>
-      </w:r>
-    </w:p>
-    <w:p>
-      <w:pPr>
-        <w:spacing w:after="120" w:lineRule="auto"/>
-        <w:jc w:val="both"/>
-        <w:rPr>
-          <w:rFonts w:ascii="Times New Roman" w:cs="Times New Roman" w:eastAsia="Times New Roman" w:hAnsi="Times New Roman"/>
-          <w:sz w:val="24"/>
-          <w:szCs w:val="24"/>
-        </w:rPr>
-      </w:pPr>
-      <w:r>
-        <w:rPr>
-          <w:rFonts w:ascii="Times New Roman" w:cs="Times New Roman" w:eastAsia="Times New Roman" w:hAnsi="Times New Roman"/>
-          <w:sz w:val="24"/>
-          <w:szCs w:val="24"/>
-          <w:rtl w:val="0"/>
-        </w:rPr>
-        <w:t xml:space="preserve">Чеснішу від херувимів,* і незрівнянно славнішу від серафимів,* що без зотління Бога Слово породила,* сущу Богородицю, тебе величаємо. </w:t>
-      </w:r>
-      <w:r>
-        <w:rPr>
-          <w:rFonts w:ascii="Times New Roman" w:cs="Times New Roman" w:eastAsia="Times New Roman" w:hAnsi="Times New Roman"/>
-          <w:i w:val="1"/>
-          <w:color w:val="ff0000"/>
-          <w:sz w:val="24"/>
-          <w:szCs w:val="24"/>
-          <w:rtl w:val="0"/>
-        </w:rPr>
-        <w:t xml:space="preserve">(після кожного стиха)</w:t>
-      </w:r>
-      <w:r>
-        <w:rPr>
-          <w:rFonts w:ascii="Times New Roman" w:cs="Times New Roman" w:eastAsia="Times New Roman" w:hAnsi="Times New Roman"/>
-          <w:sz w:val="24"/>
-          <w:szCs w:val="24"/>
-          <w:rtl w:val="0"/>
-        </w:rPr>
-        <w:t xml:space="preserve">.</w:t>
-      </w:r>
-    </w:p>
-    <w:p>
-      <w:pPr>
-        <w:spacing w:after="120" w:lineRule="auto"/>
-        <w:jc w:val="both"/>
-        <w:rPr>
-          <w:rFonts w:ascii="Times New Roman" w:cs="Times New Roman" w:eastAsia="Times New Roman" w:hAnsi="Times New Roman"/>
-          <w:sz w:val="24"/>
-          <w:szCs w:val="24"/>
-        </w:rPr>
-      </w:pPr>
-      <w:r>
-        <w:rPr>
-          <w:rFonts w:ascii="Times New Roman" w:cs="Times New Roman" w:eastAsia="Times New Roman" w:hAnsi="Times New Roman"/>
-          <w:sz w:val="24"/>
-          <w:szCs w:val="24"/>
-          <w:rtl w:val="0"/>
-        </w:rPr>
-        <w:t xml:space="preserve">Бо він зглянувся на покору слугині своєї,* ось бо віднині ублажатимуть мене всі роди.</w:t>
-      </w:r>
-    </w:p>
-    <w:p>
-      <w:pPr>
-        <w:spacing w:after="120" w:lineRule="auto"/>
-        <w:jc w:val="both"/>
-        <w:rPr>
-          <w:rFonts w:ascii="Times New Roman" w:cs="Times New Roman" w:eastAsia="Times New Roman" w:hAnsi="Times New Roman"/>
-          <w:sz w:val="24"/>
-          <w:szCs w:val="24"/>
-        </w:rPr>
-      </w:pPr>
-      <w:r>
-        <w:rPr>
-          <w:rFonts w:ascii="Times New Roman" w:cs="Times New Roman" w:eastAsia="Times New Roman" w:hAnsi="Times New Roman"/>
-          <w:sz w:val="24"/>
-          <w:szCs w:val="24"/>
-          <w:rtl w:val="0"/>
-        </w:rPr>
-        <w:t xml:space="preserve">Велике бо вчинив мені Всемогутній, і святе ім'я його.* Милосердя його з роду в рід на тих, які бояться його.</w:t>
-      </w:r>
-    </w:p>
-    <w:p>
-      <w:pPr>
-        <w:spacing w:after="120" w:lineRule="auto"/>
-        <w:jc w:val="both"/>
-        <w:rPr>
-          <w:rFonts w:ascii="Times New Roman" w:cs="Times New Roman" w:eastAsia="Times New Roman" w:hAnsi="Times New Roman"/>
-          <w:sz w:val="24"/>
-          <w:szCs w:val="24"/>
-        </w:rPr>
-      </w:pPr>
-      <w:r>
-        <w:rPr>
-          <w:rFonts w:ascii="Times New Roman" w:cs="Times New Roman" w:eastAsia="Times New Roman" w:hAnsi="Times New Roman"/>
-          <w:sz w:val="24"/>
-          <w:szCs w:val="24"/>
-          <w:rtl w:val="0"/>
-        </w:rPr>
-        <w:t xml:space="preserve">Він виявив потугу рамени свого,* розвіяв гордих у задумах їхніх сердець.</w:t>
-      </w:r>
-    </w:p>
-    <w:p>
-      <w:pPr>
-        <w:spacing w:after="120" w:lineRule="auto"/>
-        <w:jc w:val="both"/>
-        <w:rPr>
-          <w:rFonts w:ascii="Times New Roman" w:cs="Times New Roman" w:eastAsia="Times New Roman" w:hAnsi="Times New Roman"/>
-          <w:sz w:val="24"/>
-          <w:szCs w:val="24"/>
-        </w:rPr>
-      </w:pPr>
-      <w:r>
-        <w:rPr>
-          <w:rFonts w:ascii="Times New Roman" w:cs="Times New Roman" w:eastAsia="Times New Roman" w:hAnsi="Times New Roman"/>
-          <w:sz w:val="24"/>
-          <w:szCs w:val="24"/>
-          <w:rtl w:val="0"/>
-        </w:rPr>
-        <w:t xml:space="preserve">Могутніх скинув з престолів, підняв угору смиренних;* наситив благами голодних, багатих же відіслав з порожніми руками.</w:t>
-      </w:r>
-    </w:p>
-    <w:p>
-      <w:pPr>
-        <w:spacing w:after="120" w:lineRule="auto"/>
-        <w:jc w:val="both"/>
-        <w:rPr>
-          <w:rFonts w:ascii="Times New Roman" w:cs="Times New Roman" w:eastAsia="Times New Roman" w:hAnsi="Times New Roman"/>
-          <w:sz w:val="24"/>
-          <w:szCs w:val="24"/>
-        </w:rPr>
-      </w:pPr>
-      <w:r>
-        <w:rPr>
-          <w:rFonts w:ascii="Times New Roman" w:cs="Times New Roman" w:eastAsia="Times New Roman" w:hAnsi="Times New Roman"/>
-          <w:sz w:val="24"/>
-          <w:szCs w:val="24"/>
-          <w:rtl w:val="0"/>
-        </w:rPr>
-        <w:t xml:space="preserve">Він пригорнув Ізраїля, слугу свого, згадавши своє милосердя,* як обіцяв був батькам нашим – Авраамові і його потомству повіки.</w:t>
-      </w:r>
-    </w:p>
-    <w:p>
-      <w:pPr>
-        <w:spacing w:after="120" w:lineRule="auto"/>
-        <w:jc w:val="both"/>
-        <w:rPr>
-          <w:rFonts w:ascii="Times New Roman" w:cs="Times New Roman" w:eastAsia="Times New Roman" w:hAnsi="Times New Roman"/>
-          <w:sz w:val="24"/>
-          <w:szCs w:val="24"/>
-        </w:rPr>
-      </w:pPr>
-      <w:r>
-        <w:rPr>
-          <w:rtl w:val="0"/>
-        </w:rPr>
-      </w:r>
-    </w:p>
-    <w:p>
-      <w:pPr>
         <w:spacing w:after="120" w:lineRule="auto"/>
         <w:jc w:val="center"/>
         <w:rPr>

--- a/flow/20230914_vu_template/drafts/2024-06-g/28-ПТ-Кира і Йоана.docx
+++ b/flow/20230914_vu_template/drafts/2024-06-g/28-ПТ-Кира і Йоана.docx
@@ -3394,18 +3394,37 @@
     </w:p>
     <w:p>
       <w:pPr>
-        <w:spacing w:after="120" w:lineRule="auto"/>
-        <w:jc w:val="both"/>
-        <w:rPr>
-          <w:rFonts w:ascii="Times New Roman" w:cs="Times New Roman" w:eastAsia="Times New Roman" w:hAnsi="Times New Roman"/>
-          <w:sz w:val="24"/>
-          <w:szCs w:val="24"/>
-        </w:rPr>
-      </w:pPr>
-      <w:r>
-        <w:rPr>
-          <w:rtl w:val="0"/>
-        </w:rPr>
+        <w:pStyle w:val="a"/>
+      </w:pPr>
+      <w:r>
+        <w:rPr>
+          <w:rFonts w:ascii="Times New Roman" w:hAnsi="Times New Roman"/>
+          <w:i/>
+          <w:color w:val="FF0000"/>
+          <w:sz w:val="24"/>
+        </w:rPr>
+        <w:t xml:space="preserve">(г. 4, подібний: Дав ти як знамено): </w:t>
+      </w:r>
+      <w:r>
+        <w:rPr>
+          <w:rFonts w:ascii="Times New Roman" w:hAnsi="Times New Roman"/>
+          <w:sz w:val="24"/>
+        </w:rPr>
+        <w:t xml:space="preserve">Наводнені водами духовними,* як повноводні ріки,* все створіння напоюєте Божими знаками* і преславними дарами оздоровлень,* висушуючи душерозтлінні пристрасті,* зціляючи недуги* і проганяючи духів,* богоносні </w:t>
+      </w:r>
+      <w:r>
+        <w:rPr>
+          <w:rFonts w:ascii="Times New Roman" w:hAnsi="Times New Roman"/>
+          <w:sz w:val="24"/>
+        </w:rPr>
+        <w:t>б</w:t>
+      </w:r>
+      <w:r>
+        <w:rPr>
+          <w:rFonts w:ascii="Times New Roman" w:hAnsi="Times New Roman"/>
+          <w:sz w:val="24"/>
+        </w:rPr>
+        <w:t>езсрібники,* заступники душ наших.</w:t>
       </w:r>
     </w:p>
     <w:p>
@@ -3479,18 +3498,42 @@
     </w:p>
     <w:p>
       <w:pPr>
-        <w:spacing w:after="120" w:lineRule="auto"/>
-        <w:jc w:val="both"/>
-        <w:rPr>
-          <w:rFonts w:ascii="Times New Roman" w:cs="Times New Roman" w:eastAsia="Times New Roman" w:hAnsi="Times New Roman"/>
-          <w:sz w:val="24"/>
-          <w:szCs w:val="24"/>
-        </w:rPr>
-      </w:pPr>
-      <w:r>
-        <w:rPr>
-          <w:rtl w:val="0"/>
-        </w:rPr>
+        <w:pStyle w:val="a"/>
+      </w:pPr>
+      <w:r>
+        <w:rPr>
+          <w:rFonts w:ascii="Times New Roman" w:hAnsi="Times New Roman"/>
+          <w:sz w:val="24"/>
+        </w:rPr>
+        <w:t xml:space="preserve">Покоривши, </w:t>
+      </w:r>
+      <w:r>
+        <w:rPr>
+          <w:rFonts w:ascii="Times New Roman" w:hAnsi="Times New Roman"/>
+          <w:sz w:val="24"/>
+        </w:rPr>
+        <w:t>с</w:t>
+      </w:r>
+      <w:r>
+        <w:rPr>
+          <w:rFonts w:ascii="Times New Roman" w:hAnsi="Times New Roman"/>
+          <w:sz w:val="24"/>
+        </w:rPr>
+        <w:t>вяті</w:t>
+      </w:r>
+      <w:r>
+        <w:rPr>
+          <w:rFonts w:ascii="Times New Roman" w:hAnsi="Times New Roman"/>
+          <w:sz w:val="24"/>
+        </w:rPr>
+        <w:t>ї</w:t>
+      </w:r>
+      <w:r>
+        <w:rPr>
+          <w:rFonts w:ascii="Times New Roman" w:hAnsi="Times New Roman"/>
+          <w:sz w:val="24"/>
+        </w:rPr>
+        <w:t>,* нерозумні пристрасті* душевними силами,* вчиняєте людям і скотові добродійства,* бо Христос збагатив вас* дарами оздоровлень.* Тому звершуючи ваше священне* і світлоносне торжество,* просимо очищення душам нашим.</w:t>
       </w:r>
     </w:p>
     <w:p>
@@ -3538,128 +3581,106 @@
     </w:p>
     <w:p>
       <w:pPr>
-        <w:spacing w:after="120" w:lineRule="auto"/>
-        <w:jc w:val="both"/>
-        <w:rPr>
-          <w:rFonts w:ascii="Times New Roman" w:cs="Times New Roman" w:eastAsia="Times New Roman" w:hAnsi="Times New Roman"/>
-          <w:sz w:val="24"/>
-          <w:szCs w:val="24"/>
-        </w:rPr>
-      </w:pPr>
-      <w:r>
-        <w:rPr>
-          <w:rtl w:val="0"/>
-        </w:rPr>
-      </w:r>
-    </w:p>
-    <w:p>
-      <w:pPr>
-        <w:spacing w:after="120" w:lineRule="auto"/>
-        <w:jc w:val="both"/>
-        <w:rPr>
-          <w:rFonts w:ascii="Times New Roman" w:cs="Times New Roman" w:eastAsia="Times New Roman" w:hAnsi="Times New Roman"/>
-          <w:i w:val="1"/>
-          <w:color w:val="ff0000"/>
-          <w:sz w:val="24"/>
-          <w:szCs w:val="24"/>
-        </w:rPr>
-      </w:pPr>
-      <w:r>
-        <w:rPr>
-          <w:rFonts w:ascii="Times New Roman" w:cs="Times New Roman" w:eastAsia="Times New Roman" w:hAnsi="Times New Roman"/>
-          <w:b w:val="1"/>
-          <w:sz w:val="24"/>
-          <w:szCs w:val="24"/>
-          <w:rtl w:val="0"/>
+        <w:pStyle w:val="a"/>
+      </w:pPr>
+      <w:r>
+        <w:rPr>
+          <w:rFonts w:ascii="Times New Roman" w:hAnsi="Times New Roman"/>
+          <w:sz w:val="24"/>
+        </w:rPr>
+        <w:t xml:space="preserve">Ваш божественний храм* явився немов промінне і спасенне небо.* Він прикрасився нині,* немов зорями, спасительними чудами,* і, як сонцем світлим, божественними оздоровленнями,* </w:t>
+      </w:r>
+      <w:r>
+        <w:rPr>
+          <w:rFonts w:ascii="Times New Roman" w:hAnsi="Times New Roman"/>
+          <w:i w:val="0"/>
+          <w:color w:val="000000"/>
+          <w:sz w:val="24"/>
+          <w:highlight w:val="yellow"/>
+        </w:rPr>
+        <w:t>Кире та Йоане</w:t>
+      </w:r>
+      <w:r>
+        <w:rPr>
+          <w:rFonts w:ascii="Times New Roman" w:hAnsi="Times New Roman"/>
+          <w:sz w:val="24"/>
+        </w:rPr>
+        <w:t xml:space="preserve"> преблаженний* і </w:t>
+      </w:r>
+      <w:r>
+        <w:rPr>
+          <w:rFonts w:ascii="Times New Roman" w:hAnsi="Times New Roman"/>
+          <w:i w:val="0"/>
+          <w:color w:val="000000"/>
+          <w:sz w:val="24"/>
+          <w:highlight w:val="yellow"/>
+        </w:rPr>
+        <w:t>Кире та Йоане</w:t>
+      </w:r>
+      <w:r>
+        <w:rPr>
+          <w:rFonts w:ascii="Times New Roman" w:hAnsi="Times New Roman"/>
+          <w:sz w:val="24"/>
+        </w:rPr>
+        <w:t xml:space="preserve"> преславний,* – слуги Господні,* молільники за душі наші.</w:t>
+      </w:r>
+    </w:p>
+    <w:p>
+      <w:pPr>
+        <w:pStyle w:val="a"/>
+      </w:pPr>
+      <w:r>
+        <w:rPr>
+          <w:rFonts w:ascii="Times New Roman" w:hAnsi="Times New Roman"/>
+          <w:b/>
+          <w:sz w:val="24"/>
         </w:rPr>
         <w:t xml:space="preserve">Слава </w:t>
       </w:r>
       <w:r>
         <w:rPr>
-          <w:rtl w:val="0"/>
-        </w:rPr>
-      </w:r>
-    </w:p>
-    <w:p>
-      <w:pPr>
-        <w:spacing w:after="120" w:lineRule="auto"/>
-        <w:jc w:val="both"/>
-        <w:rPr>
-          <w:rFonts w:ascii="Times New Roman" w:cs="Times New Roman" w:eastAsia="Times New Roman" w:hAnsi="Times New Roman"/>
-          <w:sz w:val="24"/>
-          <w:szCs w:val="24"/>
-        </w:rPr>
-      </w:pPr>
-      <w:r>
-        <w:rPr>
-          <w:rtl w:val="0"/>
-        </w:rPr>
-      </w:r>
-    </w:p>
-    <w:p>
-      <w:pPr>
-        <w:spacing w:after="120" w:lineRule="auto"/>
-        <w:jc w:val="both"/>
-        <w:rPr>
-          <w:rFonts w:ascii="Times New Roman" w:cs="Times New Roman" w:eastAsia="Times New Roman" w:hAnsi="Times New Roman"/>
-          <w:sz w:val="24"/>
-          <w:szCs w:val="24"/>
-        </w:rPr>
-      </w:pPr>
-      <w:r>
-        <w:rPr>
-          <w:rFonts w:ascii="Times New Roman" w:cs="Times New Roman" w:eastAsia="Times New Roman" w:hAnsi="Times New Roman"/>
-          <w:b w:val="1"/>
-          <w:sz w:val="24"/>
-          <w:szCs w:val="24"/>
-          <w:rtl w:val="0"/>
-        </w:rPr>
-        <w:t xml:space="preserve">І нині</w:t>
-      </w:r>
-      <w:r>
-        <w:rPr>
-          <w:rFonts w:ascii="Times New Roman" w:cs="Times New Roman" w:eastAsia="Times New Roman" w:hAnsi="Times New Roman"/>
-          <w:sz w:val="24"/>
-          <w:szCs w:val="24"/>
-          <w:rtl w:val="0"/>
-        </w:rPr>
-        <w:t xml:space="preserve"> </w:t>
-      </w:r>
-      <w:r>
-        <w:rPr>
-          <w:rFonts w:ascii="Times New Roman" w:cs="Times New Roman" w:eastAsia="Times New Roman" w:hAnsi="Times New Roman"/>
-          <w:i w:val="1"/>
-          <w:color w:val="ff0000"/>
-          <w:sz w:val="24"/>
-          <w:szCs w:val="24"/>
-          <w:rtl w:val="0"/>
-        </w:rPr>
-        <w:t xml:space="preserve">(богородичний):</w:t>
-      </w:r>
-      <w:r>
-        <w:rPr>
-          <w:rFonts w:ascii="Times New Roman" w:cs="Times New Roman" w:eastAsia="Times New Roman" w:hAnsi="Times New Roman"/>
-          <w:sz w:val="24"/>
-          <w:szCs w:val="24"/>
-          <w:rtl w:val="0"/>
-        </w:rPr>
-        <w:t xml:space="preserve"> </w:t>
-      </w:r>
-    </w:p>
-    <w:p>
-      <w:pPr>
-        <w:spacing w:after="120" w:lineRule="auto"/>
-        <w:jc w:val="both"/>
-        <w:rPr>
-          <w:rFonts w:ascii="Times New Roman" w:cs="Times New Roman" w:eastAsia="Times New Roman" w:hAnsi="Times New Roman"/>
-          <w:sz w:val="24"/>
-          <w:szCs w:val="24"/>
-        </w:rPr>
-      </w:pPr>
-      <w:r>
-        <w:rPr>
-          <w:rtl w:val="0"/>
-        </w:rPr>
+          <w:rFonts w:ascii="Times New Roman" w:hAnsi="Times New Roman"/>
+          <w:i/>
+          <w:color w:val="FF0000"/>
+          <w:sz w:val="24"/>
+        </w:rPr>
+        <w:t xml:space="preserve">(г. 4): </w:t>
+      </w:r>
+      <w:r>
+        <w:rPr>
+          <w:rFonts w:ascii="Times New Roman" w:hAnsi="Times New Roman"/>
+          <w:sz w:val="24"/>
+        </w:rPr>
+        <w:t>Хто не здивується? Хто не прославить?* Хто з вірою не оспіває чудеса мудрих і преславних безсрібників?* Бо і по святій їхній смерті подають вони усім, що з вірою приходять, щедрі ізцілення,* а їх святі мощі виділяють благодатне оздоровлення.* О свята Двійко! Чесні голови!* О, премудросте і славо даної нам від Бога ласки!* Тому й піснями славимо добродійного Бога,* що появив їх на зцілення душ і тіл наших.</w:t>
+      </w:r>
+    </w:p>
+    <w:p>
+      <w:pPr>
+        <w:pStyle w:val="a"/>
+      </w:pPr>
+      <w:r>
+        <w:rPr>
+          <w:rFonts w:ascii="Times New Roman" w:hAnsi="Times New Roman"/>
+          <w:b/>
+          <w:sz w:val="24"/>
+        </w:rPr>
+        <w:t xml:space="preserve">І нині </w:t>
+      </w:r>
+      <w:r>
+        <w:rPr>
+          <w:rFonts w:ascii="Times New Roman" w:hAnsi="Times New Roman"/>
+          <w:i/>
+          <w:color w:val="FF0000"/>
+          <w:sz w:val="24"/>
+        </w:rPr>
+        <w:t xml:space="preserve">(хрестобогородичний): </w:t>
+      </w:r>
+      <w:r>
+        <w:rPr>
+          <w:rFonts w:ascii="Times New Roman" w:hAnsi="Times New Roman"/>
+          <w:sz w:val="24"/>
+        </w:rPr>
+        <w:t>Зранює мене меч болючий,* коли бачу на хресті тебе,* що повісив землю на водах* і нап'яв небо, немов намет;* бачачи тебе нагим та повішеним, розіп'ятим,* я бажала б радше померти, Найлюбіший.* Затремти, земле, і затрясися,* – кликала Пречиста, плачучи.</w:t>
       </w:r>
     </w:p>
     <w:p>
